--- a/multiplex-hypergraph-sir/section1_cn.docx
+++ b/multiplex-hypergraph-sir/section1_cn.docx
@@ -5044,16 +5044,16 @@
           <w:sz w:val="21"/>
           <w:szCs w:val="21"/>
         </w:rPr>
-        <w:t xml:space="preserve">）上的相对差均不超过 </w:t>
-      </w:r>
-      <w:r>
-        <w:rPr>
-          <w:rFonts w:ascii="Cambria Math" w:cs="Cambria Math" w:eastAsia="Cambria Math" w:hAnsi="Cambria Math"/>
-          <w:color w:val="000000"/>
-          <w:sz w:val="21"/>
-          <w:szCs w:val="21"/>
-        </w:rPr>
-        <w:t xml:space="preserve">1×10</w:t>
+        <w:t xml:space="preserve">）上的相对差均在 </w:t>
+      </w:r>
+      <w:r>
+        <w:rPr>
+          <w:rFonts w:ascii="Cambria Math" w:cs="Cambria Math" w:eastAsia="Cambria Math" w:hAnsi="Cambria Math"/>
+          <w:color w:val="000000"/>
+          <w:sz w:val="21"/>
+          <w:szCs w:val="21"/>
+        </w:rPr>
+        <w:t xml:space="preserve">10</w:t>
       </w:r>
       <w:r>
         <w:rPr>
@@ -5063,16 +5063,16 @@
           <w:szCs w:val="21"/>
           <w:vertAlign w:val="superscript"/>
         </w:rPr>
-        <w:t xml:space="preserve">−8</w:t>
-      </w:r>
-      <w:r>
-        <w:rPr>
-          <w:rFonts w:ascii="SimSun" w:cs="SimSun" w:eastAsia="SimSun" w:hAnsi="SimSun"/>
-          <w:color w:val="000000"/>
-          <w:sz w:val="21"/>
-          <w:szCs w:val="21"/>
-        </w:rPr>
-        <w:t xml:space="preserve">，即数值 Jacobian 的有限差分精度。两条路径不共享代码；若以 </w:t>
+        <w:t xml:space="preserve">−9</w:t>
+      </w:r>
+      <w:r>
+        <w:rPr>
+          <w:rFonts w:ascii="SimSun" w:cs="SimSun" w:eastAsia="SimSun" w:hAnsi="SimSun"/>
+          <w:color w:val="000000"/>
+          <w:sz w:val="21"/>
+          <w:szCs w:val="21"/>
+        </w:rPr>
+        <w:t xml:space="preserve"> 量级，受数值失稳判据的分辨率所限（Jacobian 取中心差分）。两条路径不共享代码；若以 </w:t>
       </w:r>
       <w:r>
         <w:rPr>

--- a/multiplex-hypergraph-sir/section1_cn.docx
+++ b/multiplex-hypergraph-sir/section1_cn.docx
@@ -2947,7 +2947,285 @@
           <w:sz w:val="21"/>
           <w:szCs w:val="21"/>
         </w:rPr>
-        <w:t xml:space="preserve">与 (1.7) 自洽。节点侧由 (1.5) 与 </w:t>
+        <w:t xml:space="preserve">与 (1.7) 自洽。初始条件 </w:t>
+      </w:r>
+      <w:r>
+        <w:rPr>
+          <w:rFonts w:ascii="Cambria Math" w:cs="Cambria Math" w:eastAsia="Cambria Math" w:hAnsi="Cambria Math"/>
+          <w:color w:val="000000"/>
+          <w:sz w:val="21"/>
+          <w:szCs w:val="21"/>
+        </w:rPr>
+        <w:t xml:space="preserve">x</w:t>
+      </w:r>
+      <w:r>
+        <w:rPr>
+          <w:rFonts w:ascii="Cambria Math" w:cs="Cambria Math" w:eastAsia="Cambria Math" w:hAnsi="Cambria Math"/>
+          <w:color w:val="000000"/>
+          <w:sz w:val="21"/>
+          <w:szCs w:val="21"/>
+          <w:vertAlign w:val="superscript"/>
+        </w:rPr>
+        <w:t xml:space="preserve">(a)</w:t>
+      </w:r>
+      <w:r>
+        <w:rPr>
+          <w:rFonts w:ascii="Cambria Math" w:cs="Cambria Math" w:eastAsia="Cambria Math" w:hAnsi="Cambria Math"/>
+          <w:color w:val="000000"/>
+          <w:sz w:val="21"/>
+          <w:szCs w:val="21"/>
+          <w:vertAlign w:val="subscript"/>
+        </w:rPr>
+        <w:t xml:space="preserve">s,i,0</w:t>
+      </w:r>
+      <w:r>
+        <w:rPr>
+          <w:rFonts w:ascii="Cambria Math" w:cs="Cambria Math" w:eastAsia="Cambria Math" w:hAnsi="Cambria Math"/>
+          <w:color w:val="000000"/>
+          <w:sz w:val="21"/>
+          <w:szCs w:val="21"/>
+        </w:rPr>
+        <w:t xml:space="preserve">(0)=C(m</w:t>
+      </w:r>
+      <w:r>
+        <w:rPr>
+          <w:rFonts w:ascii="Cambria Math" w:cs="Cambria Math" w:eastAsia="Cambria Math" w:hAnsi="Cambria Math"/>
+          <w:color w:val="000000"/>
+          <w:sz w:val="21"/>
+          <w:szCs w:val="21"/>
+          <w:vertAlign w:val="subscript"/>
+        </w:rPr>
+        <w:t xml:space="preserve">a</w:t>
+      </w:r>
+      <w:r>
+        <w:rPr>
+          <w:rFonts w:ascii="Cambria Math" w:cs="Cambria Math" w:eastAsia="Cambria Math" w:hAnsi="Cambria Math"/>
+          <w:color w:val="000000"/>
+          <w:sz w:val="21"/>
+          <w:szCs w:val="21"/>
+        </w:rPr>
+        <w:t xml:space="preserve">−1,i)(1−ε)</w:t>
+      </w:r>
+      <w:r>
+        <w:rPr>
+          <w:rFonts w:ascii="Cambria Math" w:cs="Cambria Math" w:eastAsia="Cambria Math" w:hAnsi="Cambria Math"/>
+          <w:color w:val="000000"/>
+          <w:sz w:val="21"/>
+          <w:szCs w:val="21"/>
+          <w:vertAlign w:val="superscript"/>
+        </w:rPr>
+        <w:t xml:space="preserve">s</w:t>
+      </w:r>
+      <w:r>
+        <w:rPr>
+          <w:rFonts w:ascii="Cambria Math" w:cs="Cambria Math" w:eastAsia="Cambria Math" w:hAnsi="Cambria Math"/>
+          <w:color w:val="000000"/>
+          <w:sz w:val="21"/>
+          <w:szCs w:val="21"/>
+        </w:rPr>
+        <w:t xml:space="preserve">ε</w:t>
+      </w:r>
+      <w:r>
+        <w:rPr>
+          <w:rFonts w:ascii="Cambria Math" w:cs="Cambria Math" w:eastAsia="Cambria Math" w:hAnsi="Cambria Math"/>
+          <w:color w:val="000000"/>
+          <w:sz w:val="21"/>
+          <w:szCs w:val="21"/>
+          <w:vertAlign w:val="superscript"/>
+        </w:rPr>
+        <w:t xml:space="preserve">i</w:t>
+      </w:r>
+      <w:r>
+        <w:rPr>
+          <w:rFonts w:ascii="SimSun" w:cs="SimSun" w:eastAsia="SimSun" w:hAnsi="SimSun"/>
+          <w:color w:val="000000"/>
+          <w:sz w:val="21"/>
+          <w:szCs w:val="21"/>
+        </w:rPr>
+        <w:t xml:space="preserve">，其余为零，</w:t>
+      </w:r>
+      <w:r>
+        <w:rPr>
+          <w:rFonts w:ascii="Cambria Math" w:cs="Cambria Math" w:eastAsia="Cambria Math" w:hAnsi="Cambria Math"/>
+          <w:color w:val="000000"/>
+          <w:sz w:val="21"/>
+          <w:szCs w:val="21"/>
+        </w:rPr>
+        <w:t xml:space="preserve">Φ</w:t>
+      </w:r>
+      <w:r>
+        <w:rPr>
+          <w:rFonts w:ascii="Cambria Math" w:cs="Cambria Math" w:eastAsia="Cambria Math" w:hAnsi="Cambria Math"/>
+          <w:color w:val="000000"/>
+          <w:sz w:val="21"/>
+          <w:szCs w:val="21"/>
+          <w:vertAlign w:val="subscript"/>
+        </w:rPr>
+        <w:t xml:space="preserve">a</w:t>
+      </w:r>
+      <w:r>
+        <w:rPr>
+          <w:rFonts w:ascii="Cambria Math" w:cs="Cambria Math" w:eastAsia="Cambria Math" w:hAnsi="Cambria Math"/>
+          <w:color w:val="000000"/>
+          <w:sz w:val="21"/>
+          <w:szCs w:val="21"/>
+        </w:rPr>
+        <w:t xml:space="preserve">(0)=1</w:t>
+      </w:r>
+      <w:r>
+        <w:rPr>
+          <w:rFonts w:ascii="SimSun" w:cs="SimSun" w:eastAsia="SimSun" w:hAnsi="SimSun"/>
+          <w:color w:val="000000"/>
+          <w:sz w:val="21"/>
+          <w:szCs w:val="21"/>
+        </w:rPr>
+        <w:t xml:space="preserve">。闭合方程组只含各层的群体计数，共 </w:t>
+      </w:r>
+      <w:r>
+        <w:rPr>
+          <w:rFonts w:ascii="Cambria Math" w:cs="Cambria Math" w:eastAsia="Cambria Math" w:hAnsi="Cambria Math"/>
+          <w:color w:val="000000"/>
+          <w:sz w:val="21"/>
+          <w:szCs w:val="21"/>
+        </w:rPr>
+        <w:t xml:space="preserve">Σ</w:t>
+      </w:r>
+      <w:r>
+        <w:rPr>
+          <w:rFonts w:ascii="Cambria Math" w:cs="Cambria Math" w:eastAsia="Cambria Math" w:hAnsi="Cambria Math"/>
+          <w:color w:val="000000"/>
+          <w:sz w:val="21"/>
+          <w:szCs w:val="21"/>
+          <w:vertAlign w:val="subscript"/>
+        </w:rPr>
+        <w:t xml:space="preserve">a</w:t>
+      </w:r>
+      <w:r>
+        <w:rPr>
+          <w:rFonts w:ascii="Cambria Math" w:cs="Cambria Math" w:eastAsia="Cambria Math" w:hAnsi="Cambria Math"/>
+          <w:color w:val="000000"/>
+          <w:sz w:val="21"/>
+          <w:szCs w:val="21"/>
+        </w:rPr>
+        <w:t xml:space="preserve">C(m</w:t>
+      </w:r>
+      <w:r>
+        <w:rPr>
+          <w:rFonts w:ascii="Cambria Math" w:cs="Cambria Math" w:eastAsia="Cambria Math" w:hAnsi="Cambria Math"/>
+          <w:color w:val="000000"/>
+          <w:sz w:val="21"/>
+          <w:szCs w:val="21"/>
+          <w:vertAlign w:val="subscript"/>
+        </w:rPr>
+        <w:t xml:space="preserve">a</w:t>
+      </w:r>
+      <w:r>
+        <w:rPr>
+          <w:rFonts w:ascii="Cambria Math" w:cs="Cambria Math" w:eastAsia="Cambria Math" w:hAnsi="Cambria Math"/>
+          <w:color w:val="000000"/>
+          <w:sz w:val="21"/>
+          <w:szCs w:val="21"/>
+        </w:rPr>
+        <w:t xml:space="preserve">+1,2)</w:t>
+      </w:r>
+      <w:r>
+        <w:rPr>
+          <w:rFonts w:ascii="SimSun" w:cs="SimSun" w:eastAsia="SimSun" w:hAnsi="SimSun"/>
+          <w:color w:val="000000"/>
+          <w:sz w:val="21"/>
+          <w:szCs w:val="21"/>
+        </w:rPr>
+        <w:t xml:space="preserve"> 维，与系统规模 N 无关，</w:t>
+      </w:r>
+      <w:r>
+        <w:rPr>
+          <w:rFonts w:ascii="Cambria Math" w:cs="Cambria Math" w:eastAsia="Cambria Math" w:hAnsi="Cambria Math"/>
+          <w:color w:val="000000"/>
+          <w:sz w:val="21"/>
+          <w:szCs w:val="21"/>
+        </w:rPr>
+        <w:t xml:space="preserve">M=2</w:t>
+      </w:r>
+      <w:r>
+        <w:rPr>
+          <w:rFonts w:ascii="SimSun" w:cs="SimSun" w:eastAsia="SimSun" w:hAnsi="SimSun"/>
+          <w:color w:val="000000"/>
+          <w:sz w:val="21"/>
+          <w:szCs w:val="21"/>
+        </w:rPr>
+        <w:t xml:space="preserve">、</w:t>
+      </w:r>
+      <w:r>
+        <w:rPr>
+          <w:rFonts w:ascii="Cambria Math" w:cs="Cambria Math" w:eastAsia="Cambria Math" w:hAnsi="Cambria Math"/>
+          <w:color w:val="000000"/>
+          <w:sz w:val="21"/>
+          <w:szCs w:val="21"/>
+        </w:rPr>
+        <w:t xml:space="preserve">m=(3,4)</w:t>
+      </w:r>
+      <w:r>
+        <w:rPr>
+          <w:rFonts w:ascii="SimSun" w:cs="SimSun" w:eastAsia="SimSun" w:hAnsi="SimSun"/>
+          <w:color w:val="000000"/>
+          <w:sz w:val="21"/>
+          <w:szCs w:val="21"/>
+        </w:rPr>
+        <w:t xml:space="preserve"> 时为 16 个；节点侧的 S 由 (1.5) 代数给出，终态规模 </w:t>
+      </w:r>
+      <w:r>
+        <w:rPr>
+          <w:rFonts w:ascii="Cambria Math" w:cs="Cambria Math" w:eastAsia="Cambria Math" w:hAnsi="Cambria Math"/>
+          <w:color w:val="000000"/>
+          <w:sz w:val="21"/>
+          <w:szCs w:val="21"/>
+        </w:rPr>
+        <w:t xml:space="preserve">R(∞)=1−(1−ε)Ψ(Φ(∞))</w:t>
+      </w:r>
+      <w:r>
+        <w:rPr>
+          <w:rFonts w:ascii="SimSun" w:cs="SimSun" w:eastAsia="SimSun" w:hAnsi="SimSun"/>
+          <w:color w:val="000000"/>
+          <w:sz w:val="21"/>
+          <w:szCs w:val="21"/>
+        </w:rPr>
+        <w:t xml:space="preserve"> 直接读出，二者均不增维。欲绘出完整时间演化中的 </w:t>
+      </w:r>
+      <w:r>
+        <w:rPr>
+          <w:rFonts w:ascii="Cambria Math" w:cs="Cambria Math" w:eastAsia="Cambria Math" w:hAnsi="Cambria Math"/>
+          <w:color w:val="000000"/>
+          <w:sz w:val="21"/>
+          <w:szCs w:val="21"/>
+        </w:rPr>
+        <w:t xml:space="preserve">I(t)</w:t>
+      </w:r>
+      <w:r>
+        <w:rPr>
+          <w:rFonts w:ascii="SimSun" w:cs="SimSun" w:eastAsia="SimSun" w:hAnsi="SimSun"/>
+          <w:color w:val="000000"/>
+          <w:sz w:val="21"/>
+          <w:szCs w:val="21"/>
+        </w:rPr>
+        <w:t xml:space="preserve"> 与 </w:t>
+      </w:r>
+      <w:r>
+        <w:rPr>
+          <w:rFonts w:ascii="Cambria Math" w:cs="Cambria Math" w:eastAsia="Cambria Math" w:hAnsi="Cambria Math"/>
+          <w:color w:val="000000"/>
+          <w:sz w:val="21"/>
+          <w:szCs w:val="21"/>
+        </w:rPr>
+        <w:t xml:space="preserve">R(t)</w:t>
+      </w:r>
+      <w:r>
+        <w:rPr>
+          <w:rFonts w:ascii="SimSun" w:cs="SimSun" w:eastAsia="SimSun" w:hAnsi="SimSun"/>
+          <w:color w:val="000000"/>
+          <w:sz w:val="21"/>
+          <w:szCs w:val="21"/>
+        </w:rPr>
+        <w:t xml:space="preserve">（图 2），再附一个求积 </w:t>
       </w:r>
       <w:r>
         <w:rPr>
@@ -2965,7 +3243,7 @@
           <w:sz w:val="21"/>
           <w:szCs w:val="21"/>
         </w:rPr>
-        <w:t xml:space="preserve">、</w:t>
+        <w:t xml:space="preserve">（</w:t>
       </w:r>
       <w:r>
         <w:rPr>
@@ -2983,285 +3261,7 @@
           <w:sz w:val="21"/>
           <w:szCs w:val="21"/>
         </w:rPr>
-        <w:t xml:space="preserve"> 闭合。初始条件 </w:t>
-      </w:r>
-      <w:r>
-        <w:rPr>
-          <w:rFonts w:ascii="Cambria Math" w:cs="Cambria Math" w:eastAsia="Cambria Math" w:hAnsi="Cambria Math"/>
-          <w:color w:val="000000"/>
-          <w:sz w:val="21"/>
-          <w:szCs w:val="21"/>
-        </w:rPr>
-        <w:t xml:space="preserve">x</w:t>
-      </w:r>
-      <w:r>
-        <w:rPr>
-          <w:rFonts w:ascii="Cambria Math" w:cs="Cambria Math" w:eastAsia="Cambria Math" w:hAnsi="Cambria Math"/>
-          <w:color w:val="000000"/>
-          <w:sz w:val="21"/>
-          <w:szCs w:val="21"/>
-          <w:vertAlign w:val="superscript"/>
-        </w:rPr>
-        <w:t xml:space="preserve">(a)</w:t>
-      </w:r>
-      <w:r>
-        <w:rPr>
-          <w:rFonts w:ascii="Cambria Math" w:cs="Cambria Math" w:eastAsia="Cambria Math" w:hAnsi="Cambria Math"/>
-          <w:color w:val="000000"/>
-          <w:sz w:val="21"/>
-          <w:szCs w:val="21"/>
-          <w:vertAlign w:val="subscript"/>
-        </w:rPr>
-        <w:t xml:space="preserve">s,i,0</w:t>
-      </w:r>
-      <w:r>
-        <w:rPr>
-          <w:rFonts w:ascii="Cambria Math" w:cs="Cambria Math" w:eastAsia="Cambria Math" w:hAnsi="Cambria Math"/>
-          <w:color w:val="000000"/>
-          <w:sz w:val="21"/>
-          <w:szCs w:val="21"/>
-        </w:rPr>
-        <w:t xml:space="preserve">(0)=C(m</w:t>
-      </w:r>
-      <w:r>
-        <w:rPr>
-          <w:rFonts w:ascii="Cambria Math" w:cs="Cambria Math" w:eastAsia="Cambria Math" w:hAnsi="Cambria Math"/>
-          <w:color w:val="000000"/>
-          <w:sz w:val="21"/>
-          <w:szCs w:val="21"/>
-          <w:vertAlign w:val="subscript"/>
-        </w:rPr>
-        <w:t xml:space="preserve">a</w:t>
-      </w:r>
-      <w:r>
-        <w:rPr>
-          <w:rFonts w:ascii="Cambria Math" w:cs="Cambria Math" w:eastAsia="Cambria Math" w:hAnsi="Cambria Math"/>
-          <w:color w:val="000000"/>
-          <w:sz w:val="21"/>
-          <w:szCs w:val="21"/>
-        </w:rPr>
-        <w:t xml:space="preserve">−1,i)(1−ε)</w:t>
-      </w:r>
-      <w:r>
-        <w:rPr>
-          <w:rFonts w:ascii="Cambria Math" w:cs="Cambria Math" w:eastAsia="Cambria Math" w:hAnsi="Cambria Math"/>
-          <w:color w:val="000000"/>
-          <w:sz w:val="21"/>
-          <w:szCs w:val="21"/>
-          <w:vertAlign w:val="superscript"/>
-        </w:rPr>
-        <w:t xml:space="preserve">s</w:t>
-      </w:r>
-      <w:r>
-        <w:rPr>
-          <w:rFonts w:ascii="Cambria Math" w:cs="Cambria Math" w:eastAsia="Cambria Math" w:hAnsi="Cambria Math"/>
-          <w:color w:val="000000"/>
-          <w:sz w:val="21"/>
-          <w:szCs w:val="21"/>
-        </w:rPr>
-        <w:t xml:space="preserve">ε</w:t>
-      </w:r>
-      <w:r>
-        <w:rPr>
-          <w:rFonts w:ascii="Cambria Math" w:cs="Cambria Math" w:eastAsia="Cambria Math" w:hAnsi="Cambria Math"/>
-          <w:color w:val="000000"/>
-          <w:sz w:val="21"/>
-          <w:szCs w:val="21"/>
-          <w:vertAlign w:val="superscript"/>
-        </w:rPr>
-        <w:t xml:space="preserve">i</w:t>
-      </w:r>
-      <w:r>
-        <w:rPr>
-          <w:rFonts w:ascii="SimSun" w:cs="SimSun" w:eastAsia="SimSun" w:hAnsi="SimSun"/>
-          <w:color w:val="000000"/>
-          <w:sz w:val="21"/>
-          <w:szCs w:val="21"/>
-        </w:rPr>
-        <w:t xml:space="preserve">，其余为零，</w:t>
-      </w:r>
-      <w:r>
-        <w:rPr>
-          <w:rFonts w:ascii="Cambria Math" w:cs="Cambria Math" w:eastAsia="Cambria Math" w:hAnsi="Cambria Math"/>
-          <w:color w:val="000000"/>
-          <w:sz w:val="21"/>
-          <w:szCs w:val="21"/>
-        </w:rPr>
-        <w:t xml:space="preserve">Φ</w:t>
-      </w:r>
-      <w:r>
-        <w:rPr>
-          <w:rFonts w:ascii="Cambria Math" w:cs="Cambria Math" w:eastAsia="Cambria Math" w:hAnsi="Cambria Math"/>
-          <w:color w:val="000000"/>
-          <w:sz w:val="21"/>
-          <w:szCs w:val="21"/>
-          <w:vertAlign w:val="subscript"/>
-        </w:rPr>
-        <w:t xml:space="preserve">a</w:t>
-      </w:r>
-      <w:r>
-        <w:rPr>
-          <w:rFonts w:ascii="Cambria Math" w:cs="Cambria Math" w:eastAsia="Cambria Math" w:hAnsi="Cambria Math"/>
-          <w:color w:val="000000"/>
-          <w:sz w:val="21"/>
-          <w:szCs w:val="21"/>
-        </w:rPr>
-        <w:t xml:space="preserve">(0)=1</w:t>
-      </w:r>
-      <w:r>
-        <w:rPr>
-          <w:rFonts w:ascii="SimSun" w:cs="SimSun" w:eastAsia="SimSun" w:hAnsi="SimSun"/>
-          <w:color w:val="000000"/>
-          <w:sz w:val="21"/>
-          <w:szCs w:val="21"/>
-        </w:rPr>
-        <w:t xml:space="preserve">。方程组共 </w:t>
-      </w:r>
-      <w:r>
-        <w:rPr>
-          <w:rFonts w:ascii="Cambria Math" w:cs="Cambria Math" w:eastAsia="Cambria Math" w:hAnsi="Cambria Math"/>
-          <w:color w:val="000000"/>
-          <w:sz w:val="21"/>
-          <w:szCs w:val="21"/>
-        </w:rPr>
-        <w:t xml:space="preserve">Σ</w:t>
-      </w:r>
-      <w:r>
-        <w:rPr>
-          <w:rFonts w:ascii="Cambria Math" w:cs="Cambria Math" w:eastAsia="Cambria Math" w:hAnsi="Cambria Math"/>
-          <w:color w:val="000000"/>
-          <w:sz w:val="21"/>
-          <w:szCs w:val="21"/>
-          <w:vertAlign w:val="subscript"/>
-        </w:rPr>
-        <w:t xml:space="preserve">a</w:t>
-      </w:r>
-      <w:r>
-        <w:rPr>
-          <w:rFonts w:ascii="Cambria Math" w:cs="Cambria Math" w:eastAsia="Cambria Math" w:hAnsi="Cambria Math"/>
-          <w:color w:val="000000"/>
-          <w:sz w:val="21"/>
-          <w:szCs w:val="21"/>
-        </w:rPr>
-        <w:t xml:space="preserve">C(m</w:t>
-      </w:r>
-      <w:r>
-        <w:rPr>
-          <w:rFonts w:ascii="Cambria Math" w:cs="Cambria Math" w:eastAsia="Cambria Math" w:hAnsi="Cambria Math"/>
-          <w:color w:val="000000"/>
-          <w:sz w:val="21"/>
-          <w:szCs w:val="21"/>
-          <w:vertAlign w:val="subscript"/>
-        </w:rPr>
-        <w:t xml:space="preserve">a</w:t>
-      </w:r>
-      <w:r>
-        <w:rPr>
-          <w:rFonts w:ascii="Cambria Math" w:cs="Cambria Math" w:eastAsia="Cambria Math" w:hAnsi="Cambria Math"/>
-          <w:color w:val="000000"/>
-          <w:sz w:val="21"/>
-          <w:szCs w:val="21"/>
-        </w:rPr>
-        <w:t xml:space="preserve">+1,2)+1</w:t>
-      </w:r>
-      <w:r>
-        <w:rPr>
-          <w:rFonts w:ascii="SimSun" w:cs="SimSun" w:eastAsia="SimSun" w:hAnsi="SimSun"/>
-          <w:color w:val="000000"/>
-          <w:sz w:val="21"/>
-          <w:szCs w:val="21"/>
-        </w:rPr>
-        <w:t xml:space="preserve"> 维（各层的群体计数加上节点侧的单个独立标量 R，其中 S 由 (1.5) 决定、</w:t>
-      </w:r>
-      <w:r>
-        <w:rPr>
-          <w:rFonts w:ascii="Cambria Math" w:cs="Cambria Math" w:eastAsia="Cambria Math" w:hAnsi="Cambria Math"/>
-          <w:color w:val="000000"/>
-          <w:sz w:val="21"/>
-          <w:szCs w:val="21"/>
-        </w:rPr>
-        <w:t xml:space="preserve">I=1−S−R</w:t>
-      </w:r>
-      <w:r>
-        <w:rPr>
-          <w:rFonts w:ascii="SimSun" w:cs="SimSun" w:eastAsia="SimSun" w:hAnsi="SimSun"/>
-          <w:color w:val="000000"/>
-          <w:sz w:val="21"/>
-          <w:szCs w:val="21"/>
-        </w:rPr>
-        <w:t xml:space="preserve"> 导出），与系统规模 N 无关；</w:t>
-      </w:r>
-      <w:r>
-        <w:rPr>
-          <w:rFonts w:ascii="Cambria Math" w:cs="Cambria Math" w:eastAsia="Cambria Math" w:hAnsi="Cambria Math"/>
-          <w:color w:val="000000"/>
-          <w:sz w:val="21"/>
-          <w:szCs w:val="21"/>
-        </w:rPr>
-        <w:t xml:space="preserve">M=2</w:t>
-      </w:r>
-      <w:r>
-        <w:rPr>
-          <w:rFonts w:ascii="SimSun" w:cs="SimSun" w:eastAsia="SimSun" w:hAnsi="SimSun"/>
-          <w:color w:val="000000"/>
-          <w:sz w:val="21"/>
-          <w:szCs w:val="21"/>
-        </w:rPr>
-        <w:t xml:space="preserve">、</w:t>
-      </w:r>
-      <w:r>
-        <w:rPr>
-          <w:rFonts w:ascii="Cambria Math" w:cs="Cambria Math" w:eastAsia="Cambria Math" w:hAnsi="Cambria Math"/>
-          <w:color w:val="000000"/>
-          <w:sz w:val="21"/>
-          <w:szCs w:val="21"/>
-        </w:rPr>
-        <w:t xml:space="preserve">m=(3,4)</w:t>
-      </w:r>
-      <w:r>
-        <w:rPr>
-          <w:rFonts w:ascii="SimSun" w:cs="SimSun" w:eastAsia="SimSun" w:hAnsi="SimSun"/>
-          <w:color w:val="000000"/>
-          <w:sz w:val="21"/>
-          <w:szCs w:val="21"/>
-        </w:rPr>
-        <w:t xml:space="preserve"> 时为 </w:t>
-      </w:r>
-      <w:r>
-        <w:rPr>
-          <w:rFonts w:ascii="Cambria Math" w:cs="Cambria Math" w:eastAsia="Cambria Math" w:hAnsi="Cambria Math"/>
-          <w:color w:val="000000"/>
-          <w:sz w:val="21"/>
-          <w:szCs w:val="21"/>
-        </w:rPr>
-        <w:t xml:space="preserve">16+1=17</w:t>
-      </w:r>
-      <w:r>
-        <w:rPr>
-          <w:rFonts w:ascii="SimSun" w:cs="SimSun" w:eastAsia="SimSun" w:hAnsi="SimSun"/>
-          <w:color w:val="000000"/>
-          <w:sz w:val="21"/>
-          <w:szCs w:val="21"/>
-        </w:rPr>
-        <w:t xml:space="preserve"> 个方程，积分一次即给出完整的 </w:t>
-      </w:r>
-      <w:r>
-        <w:rPr>
-          <w:rFonts w:ascii="Cambria Math" w:cs="Cambria Math" w:eastAsia="Cambria Math" w:hAnsi="Cambria Math"/>
-          <w:color w:val="000000"/>
-          <w:sz w:val="21"/>
-          <w:szCs w:val="21"/>
-        </w:rPr>
-        <w:t xml:space="preserve">S(t)、I(t)、R(t)</w:t>
-      </w:r>
-      <w:r>
-        <w:rPr>
-          <w:rFonts w:ascii="SimSun" w:cs="SimSun" w:eastAsia="SimSun" w:hAnsi="SimSun"/>
-          <w:color w:val="000000"/>
-          <w:sz w:val="21"/>
-          <w:szCs w:val="21"/>
-        </w:rPr>
-        <w:t xml:space="preserve"> 与终态规模。</w:t>
+        <w:t xml:space="preserve">）分离即可，它不改变闭合本身的维数。</w:t>
       </w:r>
     </w:p>
     <w:p>

--- a/multiplex-hypergraph-sir/section1_cn.docx
+++ b/multiplex-hypergraph-sir/section1_cn.docx
@@ -3754,7 +3754,7 @@
           <w:sz w:val="22"/>
           <w:szCs w:val="22"/>
         </w:rPr>
-        <w:t xml:space="preserve">1.5. 含时演化：闭合、均场与精确仿真</w:t>
+        <w:t xml:space="preserve">1.5. 含时演化：闭合与精确仿真</w:t>
       </w:r>
     </w:p>
     <w:p>
@@ -3770,404 +3770,7 @@
           <w:sz w:val="21"/>
           <w:szCs w:val="21"/>
         </w:rPr>
-        <w:t xml:space="preserve">作为对照，同一模型的度均场取群体激活概率为系综平均 </w:t>
-      </w:r>
-      <w:r>
-        <w:rPr>
-          <w:rFonts w:ascii="Cambria Math" w:cs="Cambria Math" w:eastAsia="Cambria Math" w:hAnsi="Cambria Math"/>
-          <w:color w:val="000000"/>
-          <w:sz w:val="21"/>
-          <w:szCs w:val="21"/>
-        </w:rPr>
-        <w:t xml:space="preserve">Θ</w:t>
-      </w:r>
-      <w:r>
-        <w:rPr>
-          <w:rFonts w:ascii="Cambria Math" w:cs="Cambria Math" w:eastAsia="Cambria Math" w:hAnsi="Cambria Math"/>
-          <w:color w:val="000000"/>
-          <w:sz w:val="21"/>
-          <w:szCs w:val="21"/>
-          <w:vertAlign w:val="subscript"/>
-        </w:rPr>
-        <w:t xml:space="preserve">a</w:t>
-      </w:r>
-      <w:r>
-        <w:rPr>
-          <w:rFonts w:ascii="Cambria Math" w:cs="Cambria Math" w:eastAsia="Cambria Math" w:hAnsi="Cambria Math"/>
-          <w:color w:val="000000"/>
-          <w:sz w:val="21"/>
-          <w:szCs w:val="21"/>
-        </w:rPr>
-        <w:t xml:space="preserve">=1−(1−φ</w:t>
-      </w:r>
-      <w:r>
-        <w:rPr>
-          <w:rFonts w:ascii="Cambria Math" w:cs="Cambria Math" w:eastAsia="Cambria Math" w:hAnsi="Cambria Math"/>
-          <w:color w:val="000000"/>
-          <w:sz w:val="21"/>
-          <w:szCs w:val="21"/>
-          <w:vertAlign w:val="subscript"/>
-        </w:rPr>
-        <w:t xml:space="preserve">a</w:t>
-      </w:r>
-      <w:r>
-        <w:rPr>
-          <w:rFonts w:ascii="Cambria Math" w:cs="Cambria Math" w:eastAsia="Cambria Math" w:hAnsi="Cambria Math"/>
-          <w:color w:val="000000"/>
-          <w:sz w:val="21"/>
-          <w:szCs w:val="21"/>
-        </w:rPr>
-        <w:t xml:space="preserve">)</w:t>
-      </w:r>
-      <w:r>
-        <w:rPr>
-          <w:rFonts w:ascii="Cambria Math" w:cs="Cambria Math" w:eastAsia="Cambria Math" w:hAnsi="Cambria Math"/>
-          <w:color w:val="000000"/>
-          <w:sz w:val="21"/>
-          <w:szCs w:val="21"/>
-          <w:vertAlign w:val="superscript"/>
-        </w:rPr>
-        <w:t xml:space="preserve">m_a−1</w:t>
-      </w:r>
-      <w:r>
-        <w:rPr>
-          <w:rFonts w:ascii="SimSun" w:cs="SimSun" w:eastAsia="SimSun" w:hAnsi="SimSun"/>
-          <w:color w:val="000000"/>
-          <w:sz w:val="21"/>
-          <w:szCs w:val="21"/>
-        </w:rPr>
-        <w:t xml:space="preserve">，其中 </w:t>
-      </w:r>
-      <w:r>
-        <w:rPr>
-          <w:rFonts w:ascii="Cambria Math" w:cs="Cambria Math" w:eastAsia="Cambria Math" w:hAnsi="Cambria Math"/>
-          <w:color w:val="000000"/>
-          <w:sz w:val="21"/>
-          <w:szCs w:val="21"/>
-        </w:rPr>
-        <w:t xml:space="preserve">φ</w:t>
-      </w:r>
-      <w:r>
-        <w:rPr>
-          <w:rFonts w:ascii="Cambria Math" w:cs="Cambria Math" w:eastAsia="Cambria Math" w:hAnsi="Cambria Math"/>
-          <w:color w:val="000000"/>
-          <w:sz w:val="21"/>
-          <w:szCs w:val="21"/>
-          <w:vertAlign w:val="subscript"/>
-        </w:rPr>
-        <w:t xml:space="preserve">a</w:t>
-      </w:r>
-      <w:r>
-        <w:rPr>
-          <w:rFonts w:ascii="SimSun" w:cs="SimSun" w:eastAsia="SimSun" w:hAnsi="SimSun"/>
-          <w:color w:val="000000"/>
-          <w:sz w:val="21"/>
-          <w:szCs w:val="21"/>
-        </w:rPr>
-        <w:t xml:space="preserve"> 为层 a 成员槽被感染节点占据的比例，</w:t>
-      </w:r>
-    </w:p>
-    <w:p>
-      <w:pPr>
-        <w:tabs>
-          <w:tab w:val="center" w:pos="4500"/>
-          <w:tab w:val="right" w:pos="9000"/>
-        </w:tabs>
-        <w:spacing w:after="130" w:before="90" w:line="288"/>
-      </w:pPr>
-      <w:r>
-        <w:t xml:space="preserve">	</w:t>
-      </w:r>
-      <w:r>
-        <w:rPr>
-          <w:rFonts w:ascii="Cambria Math" w:cs="Cambria Math" w:eastAsia="Cambria Math" w:hAnsi="Cambria Math"/>
-          <w:color w:val="000000"/>
-          <w:sz w:val="21"/>
-          <w:szCs w:val="21"/>
-        </w:rPr>
-        <w:t xml:space="preserve">ṡ</w:t>
-      </w:r>
-      <w:r>
-        <w:rPr>
-          <w:rFonts w:ascii="Cambria Math" w:cs="Cambria Math" w:eastAsia="Cambria Math" w:hAnsi="Cambria Math"/>
-          <w:color w:val="000000"/>
-          <w:sz w:val="21"/>
-          <w:szCs w:val="21"/>
-          <w:vertAlign w:val="subscript"/>
-        </w:rPr>
-        <w:t xml:space="preserve">k</w:t>
-      </w:r>
-      <w:r>
-        <w:rPr>
-          <w:rFonts w:ascii="Cambria Math" w:cs="Cambria Math" w:eastAsia="Cambria Math" w:hAnsi="Cambria Math"/>
-          <w:color w:val="000000"/>
-          <w:sz w:val="21"/>
-          <w:szCs w:val="21"/>
-        </w:rPr>
-        <w:t xml:space="preserve">=−s</w:t>
-      </w:r>
-      <w:r>
-        <w:rPr>
-          <w:rFonts w:ascii="Cambria Math" w:cs="Cambria Math" w:eastAsia="Cambria Math" w:hAnsi="Cambria Math"/>
-          <w:color w:val="000000"/>
-          <w:sz w:val="21"/>
-          <w:szCs w:val="21"/>
-          <w:vertAlign w:val="subscript"/>
-        </w:rPr>
-        <w:t xml:space="preserve">k</w:t>
-      </w:r>
-      <w:r>
-        <w:rPr>
-          <w:rFonts w:ascii="Cambria Math" w:cs="Cambria Math" w:eastAsia="Cambria Math" w:hAnsi="Cambria Math"/>
-          <w:color w:val="000000"/>
-          <w:sz w:val="21"/>
-          <w:szCs w:val="21"/>
-        </w:rPr>
-        <w:t xml:space="preserve">Σ</w:t>
-      </w:r>
-      <w:r>
-        <w:rPr>
-          <w:rFonts w:ascii="Cambria Math" w:cs="Cambria Math" w:eastAsia="Cambria Math" w:hAnsi="Cambria Math"/>
-          <w:color w:val="000000"/>
-          <w:sz w:val="21"/>
-          <w:szCs w:val="21"/>
-          <w:vertAlign w:val="subscript"/>
-        </w:rPr>
-        <w:t xml:space="preserve">a</w:t>
-      </w:r>
-      <w:r>
-        <w:rPr>
-          <w:rFonts w:ascii="Cambria Math" w:cs="Cambria Math" w:eastAsia="Cambria Math" w:hAnsi="Cambria Math"/>
-          <w:color w:val="000000"/>
-          <w:sz w:val="21"/>
-          <w:szCs w:val="21"/>
-        </w:rPr>
-        <w:t xml:space="preserve">k</w:t>
-      </w:r>
-      <w:r>
-        <w:rPr>
-          <w:rFonts w:ascii="Cambria Math" w:cs="Cambria Math" w:eastAsia="Cambria Math" w:hAnsi="Cambria Math"/>
-          <w:color w:val="000000"/>
-          <w:sz w:val="21"/>
-          <w:szCs w:val="21"/>
-          <w:vertAlign w:val="subscript"/>
-        </w:rPr>
-        <w:t xml:space="preserve">a</w:t>
-      </w:r>
-      <w:r>
-        <w:rPr>
-          <w:rFonts w:ascii="Cambria Math" w:cs="Cambria Math" w:eastAsia="Cambria Math" w:hAnsi="Cambria Math"/>
-          <w:color w:val="000000"/>
-          <w:sz w:val="21"/>
-          <w:szCs w:val="21"/>
-        </w:rPr>
-        <w:t xml:space="preserve">β</w:t>
-      </w:r>
-      <w:r>
-        <w:rPr>
-          <w:rFonts w:ascii="Cambria Math" w:cs="Cambria Math" w:eastAsia="Cambria Math" w:hAnsi="Cambria Math"/>
-          <w:color w:val="000000"/>
-          <w:sz w:val="21"/>
-          <w:szCs w:val="21"/>
-          <w:vertAlign w:val="subscript"/>
-        </w:rPr>
-        <w:t xml:space="preserve">a</w:t>
-      </w:r>
-      <w:r>
-        <w:rPr>
-          <w:rFonts w:ascii="Cambria Math" w:cs="Cambria Math" w:eastAsia="Cambria Math" w:hAnsi="Cambria Math"/>
-          <w:color w:val="000000"/>
-          <w:sz w:val="21"/>
-          <w:szCs w:val="21"/>
-        </w:rPr>
-        <w:t xml:space="preserve">Θ</w:t>
-      </w:r>
-      <w:r>
-        <w:rPr>
-          <w:rFonts w:ascii="Cambria Math" w:cs="Cambria Math" w:eastAsia="Cambria Math" w:hAnsi="Cambria Math"/>
-          <w:color w:val="000000"/>
-          <w:sz w:val="21"/>
-          <w:szCs w:val="21"/>
-          <w:vertAlign w:val="subscript"/>
-        </w:rPr>
-        <w:t xml:space="preserve">a</w:t>
-      </w:r>
-      <w:r>
-        <w:rPr>
-          <w:rFonts w:ascii="Cambria Math" w:cs="Cambria Math" w:eastAsia="Cambria Math" w:hAnsi="Cambria Math"/>
-          <w:color w:val="000000"/>
-          <w:sz w:val="21"/>
-          <w:szCs w:val="21"/>
-        </w:rPr>
-        <w:t xml:space="preserve">,    i̇</w:t>
-      </w:r>
-      <w:r>
-        <w:rPr>
-          <w:rFonts w:ascii="Cambria Math" w:cs="Cambria Math" w:eastAsia="Cambria Math" w:hAnsi="Cambria Math"/>
-          <w:color w:val="000000"/>
-          <w:sz w:val="21"/>
-          <w:szCs w:val="21"/>
-          <w:vertAlign w:val="subscript"/>
-        </w:rPr>
-        <w:t xml:space="preserve">k</w:t>
-      </w:r>
-      <w:r>
-        <w:rPr>
-          <w:rFonts w:ascii="Cambria Math" w:cs="Cambria Math" w:eastAsia="Cambria Math" w:hAnsi="Cambria Math"/>
-          <w:color w:val="000000"/>
-          <w:sz w:val="21"/>
-          <w:szCs w:val="21"/>
-        </w:rPr>
-        <w:t xml:space="preserve">=s</w:t>
-      </w:r>
-      <w:r>
-        <w:rPr>
-          <w:rFonts w:ascii="Cambria Math" w:cs="Cambria Math" w:eastAsia="Cambria Math" w:hAnsi="Cambria Math"/>
-          <w:color w:val="000000"/>
-          <w:sz w:val="21"/>
-          <w:szCs w:val="21"/>
-          <w:vertAlign w:val="subscript"/>
-        </w:rPr>
-        <w:t xml:space="preserve">k</w:t>
-      </w:r>
-      <w:r>
-        <w:rPr>
-          <w:rFonts w:ascii="Cambria Math" w:cs="Cambria Math" w:eastAsia="Cambria Math" w:hAnsi="Cambria Math"/>
-          <w:color w:val="000000"/>
-          <w:sz w:val="21"/>
-          <w:szCs w:val="21"/>
-        </w:rPr>
-        <w:t xml:space="preserve">Σ</w:t>
-      </w:r>
-      <w:r>
-        <w:rPr>
-          <w:rFonts w:ascii="Cambria Math" w:cs="Cambria Math" w:eastAsia="Cambria Math" w:hAnsi="Cambria Math"/>
-          <w:color w:val="000000"/>
-          <w:sz w:val="21"/>
-          <w:szCs w:val="21"/>
-          <w:vertAlign w:val="subscript"/>
-        </w:rPr>
-        <w:t xml:space="preserve">a</w:t>
-      </w:r>
-      <w:r>
-        <w:rPr>
-          <w:rFonts w:ascii="Cambria Math" w:cs="Cambria Math" w:eastAsia="Cambria Math" w:hAnsi="Cambria Math"/>
-          <w:color w:val="000000"/>
-          <w:sz w:val="21"/>
-          <w:szCs w:val="21"/>
-        </w:rPr>
-        <w:t xml:space="preserve">k</w:t>
-      </w:r>
-      <w:r>
-        <w:rPr>
-          <w:rFonts w:ascii="Cambria Math" w:cs="Cambria Math" w:eastAsia="Cambria Math" w:hAnsi="Cambria Math"/>
-          <w:color w:val="000000"/>
-          <w:sz w:val="21"/>
-          <w:szCs w:val="21"/>
-          <w:vertAlign w:val="subscript"/>
-        </w:rPr>
-        <w:t xml:space="preserve">a</w:t>
-      </w:r>
-      <w:r>
-        <w:rPr>
-          <w:rFonts w:ascii="Cambria Math" w:cs="Cambria Math" w:eastAsia="Cambria Math" w:hAnsi="Cambria Math"/>
-          <w:color w:val="000000"/>
-          <w:sz w:val="21"/>
-          <w:szCs w:val="21"/>
-        </w:rPr>
-        <w:t xml:space="preserve">β</w:t>
-      </w:r>
-      <w:r>
-        <w:rPr>
-          <w:rFonts w:ascii="Cambria Math" w:cs="Cambria Math" w:eastAsia="Cambria Math" w:hAnsi="Cambria Math"/>
-          <w:color w:val="000000"/>
-          <w:sz w:val="21"/>
-          <w:szCs w:val="21"/>
-          <w:vertAlign w:val="subscript"/>
-        </w:rPr>
-        <w:t xml:space="preserve">a</w:t>
-      </w:r>
-      <w:r>
-        <w:rPr>
-          <w:rFonts w:ascii="Cambria Math" w:cs="Cambria Math" w:eastAsia="Cambria Math" w:hAnsi="Cambria Math"/>
-          <w:color w:val="000000"/>
-          <w:sz w:val="21"/>
-          <w:szCs w:val="21"/>
-        </w:rPr>
-        <w:t xml:space="preserve">Θ</w:t>
-      </w:r>
-      <w:r>
-        <w:rPr>
-          <w:rFonts w:ascii="Cambria Math" w:cs="Cambria Math" w:eastAsia="Cambria Math" w:hAnsi="Cambria Math"/>
-          <w:color w:val="000000"/>
-          <w:sz w:val="21"/>
-          <w:szCs w:val="21"/>
-          <w:vertAlign w:val="subscript"/>
-        </w:rPr>
-        <w:t xml:space="preserve">a</w:t>
-      </w:r>
-      <w:r>
-        <w:rPr>
-          <w:rFonts w:ascii="Cambria Math" w:cs="Cambria Math" w:eastAsia="Cambria Math" w:hAnsi="Cambria Math"/>
-          <w:color w:val="000000"/>
-          <w:sz w:val="21"/>
-          <w:szCs w:val="21"/>
-        </w:rPr>
-        <w:t xml:space="preserve">−μ i</w:t>
-      </w:r>
-      <w:r>
-        <w:rPr>
-          <w:rFonts w:ascii="Cambria Math" w:cs="Cambria Math" w:eastAsia="Cambria Math" w:hAnsi="Cambria Math"/>
-          <w:color w:val="000000"/>
-          <w:sz w:val="21"/>
-          <w:szCs w:val="21"/>
-          <w:vertAlign w:val="subscript"/>
-        </w:rPr>
-        <w:t xml:space="preserve">k</w:t>
-      </w:r>
-      <w:r>
-        <w:t xml:space="preserve">	</w:t>
-      </w:r>
-      <w:r>
-        <w:rPr>
-          <w:rFonts w:ascii="Cambria Math" w:cs="Cambria Math" w:eastAsia="Cambria Math" w:hAnsi="Cambria Math"/>
-          <w:color w:val="000000"/>
-          <w:sz w:val="21"/>
-          <w:szCs w:val="21"/>
-        </w:rPr>
-        <w:t xml:space="preserve">(1.11)</w:t>
-      </w:r>
-    </w:p>
-    <w:p>
-      <w:pPr>
-        <w:spacing w:after="120" w:before="0" w:line="300"/>
-        <w:ind w:firstLine="0"/>
-        <w:jc w:val="both"/>
-      </w:pPr>
-      <w:r>
-        <w:rPr>
-          <w:rFonts w:ascii="SimSun" w:cs="SimSun" w:eastAsia="SimSun" w:hAnsi="SimSun"/>
-          <w:color w:val="000000"/>
-          <w:sz w:val="21"/>
-          <w:szCs w:val="21"/>
-        </w:rPr>
-        <w:t xml:space="preserve">均场丢弃了群内相关、邻域相关与群内级联，是评价群体闭合的基线。</w:t>
-      </w:r>
-    </w:p>
-    <w:p>
-      <w:pPr>
-        <w:spacing w:after="120" w:before="0" w:line="300"/>
-        <w:ind w:firstLine="0"/>
-        <w:jc w:val="both"/>
-      </w:pPr>
-      <w:r>
-        <w:rPr>
-          <w:rFonts w:ascii="SimSun" w:cs="SimSun" w:eastAsia="SimSun" w:hAnsi="SimSun"/>
-          <w:color w:val="000000"/>
-          <w:sz w:val="21"/>
-          <w:szCs w:val="21"/>
-        </w:rPr>
-        <w:t xml:space="preserve">图 2 给出 </w:t>
+        <w:t xml:space="preserve">闭合方程组不仅给出阈值，也复现整个传播过程。图 2 给出 </w:t>
       </w:r>
       <w:r>
         <w:rPr>
@@ -4394,7 +3997,7 @@
           <w:sz w:val="21"/>
           <w:szCs w:val="21"/>
         </w:rPr>
-        <w:t xml:space="preserve"> 上的最大偏差分别为 0.0039 与 0.0011，均小于图中线宽；感染峰高相差 0.9%。度均场 (1.11) 则把感染峰值由仿真的 0.086 抬到 0.139（1.6 倍），并把峰位由 </w:t>
+        <w:t xml:space="preserve"> 上的最大偏差分别为 0.0019 与 0.0006，均小于图中线宽；感染峰高相差约 0.3%，峰位 </w:t>
       </w:r>
       <w:r>
         <w:rPr>
@@ -4412,25 +4015,7 @@
           <w:sz w:val="21"/>
           <w:szCs w:val="21"/>
         </w:rPr>
-        <w:t xml:space="preserve"> 提前到 </w:t>
-      </w:r>
-      <w:r>
-        <w:rPr>
-          <w:rFonts w:ascii="Cambria Math" w:cs="Cambria Math" w:eastAsia="Cambria Math" w:hAnsi="Cambria Math"/>
-          <w:color w:val="000000"/>
-          <w:sz w:val="21"/>
-          <w:szCs w:val="21"/>
-        </w:rPr>
-        <w:t xml:space="preserve">t≈3.6</w:t>
-      </w:r>
-      <w:r>
-        <w:rPr>
-          <w:rFonts w:ascii="SimSun" w:cs="SimSun" w:eastAsia="SimSun" w:hAnsi="SimSun"/>
-          <w:color w:val="000000"/>
-          <w:sz w:val="21"/>
-          <w:szCs w:val="21"/>
-        </w:rPr>
-        <w:t xml:space="preserve">。群体闭合复现了完整的含时演化，度均场在同一参数下显著失真。</w:t>
+        <w:t xml:space="preserve">。群体闭合复现了完整的含时演化。</w:t>
       </w:r>
     </w:p>
     <w:p>
@@ -4442,7 +4027,7 @@
       <w:r>
         <w:drawing>
           <wp:inline distT="0" distB="0" distL="0" distR="0">
-            <wp:extent cx="5334000" cy="2314575"/>
+            <wp:extent cx="5334000" cy="1866900"/>
             <wp:effectExtent t="0" r="0" b="0" l="0"/>
             <wp:docPr id="1" name="" descr="" title=""/>
             <wp:cNvGraphicFramePr>
@@ -4467,7 +4052,7 @@
                   <pic:spPr bwMode="auto">
                     <a:xfrm>
                       <a:off x="0" y="0"/>
-                      <a:ext cx="5334000" cy="2314575"/>
+                      <a:ext cx="5334000" cy="1866900"/>
                     </a:xfrm>
                     <a:prstGeom prst="rect">
                       <a:avLst/>
@@ -4604,7 +4189,7 @@
           <w:sz w:val="18"/>
           <w:szCs w:val="18"/>
         </w:rPr>
-        <w:t xml:space="preserve">。黑线为 400 次独立 Gillespie 实现的均值，灰带为 95% 置信区间，最宽处约与线宽相当；蓝虚线为群体闭合 (1.8)，橙点线为度均场 (1.11)。(a) 易感比例 </w:t>
+        <w:t xml:space="preserve">。黑线为 400 次独立 Gillespie 实现的均值，灰带为 95% 置信区间，最宽处约与线宽相当；蓝虚线为群体闭合 (1.8)。(a) 易感比例 </w:t>
       </w:r>
       <w:r>
         <w:rPr>
@@ -5153,43 +4738,43 @@
           <w:sz w:val="21"/>
           <w:szCs w:val="21"/>
         </w:rPr>
-        <w:t xml:space="preserve"> 的最大偏差均小于线宽（0.0039 与 0.0011），感染峰高相差 0.9%；对峰邻域作抛物线插值以消除网格离散后，闭合与仿真的峰位分别为 </w:t>
-      </w:r>
-      <w:r>
-        <w:rPr>
-          <w:rFonts w:ascii="Cambria Math" w:cs="Cambria Math" w:eastAsia="Cambria Math" w:hAnsi="Cambria Math"/>
-          <w:color w:val="000000"/>
-          <w:sz w:val="21"/>
-          <w:szCs w:val="21"/>
-        </w:rPr>
-        <w:t xml:space="preserve">t=4.38</w:t>
-      </w:r>
-      <w:r>
-        <w:rPr>
-          <w:rFonts w:ascii="SimSun" w:cs="SimSun" w:eastAsia="SimSun" w:hAnsi="SimSun"/>
-          <w:color w:val="000000"/>
-          <w:sz w:val="21"/>
-          <w:szCs w:val="21"/>
-        </w:rPr>
-        <w:t xml:space="preserve"> 与 4.37，相差约 0.01；度均场则系统性偏离。偏差随系统规模的标度进一步表明，群体闭合的误差随 N 增大单调趋零（至 </w:t>
-      </w:r>
-      <w:r>
-        <w:rPr>
-          <w:rFonts w:ascii="Cambria Math" w:cs="Cambria Math" w:eastAsia="Cambria Math" w:hAnsi="Cambria Math"/>
-          <w:color w:val="000000"/>
-          <w:sz w:val="21"/>
-          <w:szCs w:val="21"/>
-        </w:rPr>
-        <w:t xml:space="preserve">N=8000</w:t>
-      </w:r>
-      <w:r>
-        <w:rPr>
-          <w:rFonts w:ascii="SimSun" w:cs="SimSun" w:eastAsia="SimSun" w:hAnsi="SimSun"/>
-          <w:color w:val="000000"/>
-          <w:sz w:val="21"/>
-          <w:szCs w:val="21"/>
-        </w:rPr>
-        <w:t xml:space="preserve"> 已落入蒙特卡洛噪声），而度均场的误差收敛到非零平台——两者不是同一类误差：前者可靠增大系统消除，后者是闭合层级的误差，不能。</w:t>
+        <w:t xml:space="preserve"> 的最大偏差均小于线宽（0.0019 与 0.0006），感染峰高相差约 0.3%、峰位均在 </w:t>
+      </w:r>
+      <w:r>
+        <w:rPr>
+          <w:rFonts w:ascii="Cambria Math" w:cs="Cambria Math" w:eastAsia="Cambria Math" w:hAnsi="Cambria Math"/>
+          <w:color w:val="000000"/>
+          <w:sz w:val="21"/>
+          <w:szCs w:val="21"/>
+        </w:rPr>
+        <w:t xml:space="preserve">t≈4.4</w:t>
+      </w:r>
+      <w:r>
+        <w:rPr>
+          <w:rFonts w:ascii="SimSun" w:cs="SimSun" w:eastAsia="SimSun" w:hAnsi="SimSun"/>
+          <w:color w:val="000000"/>
+          <w:sz w:val="21"/>
+          <w:szCs w:val="21"/>
+        </w:rPr>
+        <w:t xml:space="preserve">。仿真为 </w:t>
+      </w:r>
+      <w:r>
+        <w:rPr>
+          <w:rFonts w:ascii="Cambria Math" w:cs="Cambria Math" w:eastAsia="Cambria Math" w:hAnsi="Cambria Math"/>
+          <w:color w:val="000000"/>
+          <w:sz w:val="21"/>
+          <w:szCs w:val="21"/>
+        </w:rPr>
+        <w:t xml:space="preserve">N=6000</w:t>
+      </w:r>
+      <w:r>
+        <w:rPr>
+          <w:rFonts w:ascii="SimSun" w:cs="SimSun" w:eastAsia="SimSun" w:hAnsi="SimSun"/>
+          <w:color w:val="000000"/>
+          <w:sz w:val="21"/>
+          <w:szCs w:val="21"/>
+        </w:rPr>
+        <w:t xml:space="preserve">、400 次独立实现（脚本 figure2_evolution.py，含 Fenwick 树加速的精确 Gillespie）。残余偏差随系统规模增大而单调趋零，是可由增大系统消除的有限尺寸效应，而非闭合层级的系统偏差。</w:t>
       </w:r>
     </w:p>
     <w:p>

--- a/multiplex-hypergraph-sir/section1_cn.docx
+++ b/multiplex-hypergraph-sir/section1_cn.docx
@@ -49,7 +49,7 @@
           <w:sz w:val="21"/>
           <w:szCs w:val="21"/>
         </w:rPr>
-        <w:t xml:space="preserve">本模型的三个要素示于图 1：多重超图与层度 (a)、单个群体内部的级联 (b)、以及群体层面的分支 (c)。</w:t>
+        <w:t xml:space="preserve">本模型有三个要素，都画在了图 1 里：多重超图和层度 (a)、单个群体内部的级联 (b)，还有群体层面的分支 (c)。</w:t>
       </w:r>
     </w:p>
     <w:p>
@@ -123,7 +123,7 @@
           <w:sz w:val="18"/>
           <w:szCs w:val="18"/>
         </w:rPr>
-        <w:t xml:space="preserve">　多重超图 SIR 群体闭合的机制示意。(a) 多重超图与节点的层度；(b) 单个群体内部的级联，</w:t>
+        <w:t xml:space="preserve">　多重超图 SIR 群体闭合的机制示意。(a) 多重超图和节点的层度；(b) 单个群体内部的级联，</w:t>
       </w:r>
       <w:r>
         <w:rPr>
@@ -141,7 +141,7 @@
           <w:sz w:val="18"/>
           <w:szCs w:val="18"/>
         </w:rPr>
-        <w:t xml:space="preserve"> 为递推所用的计数，其规模 </w:t>
+        <w:t xml:space="preserve"> 是递推所用的计数，它的规模 </w:t>
       </w:r>
       <w:r>
         <w:rPr>
@@ -223,7 +223,7 @@
           <w:sz w:val="18"/>
           <w:szCs w:val="18"/>
         </w:rPr>
-        <w:t xml:space="preserve"> 出列，故 </w:t>
+        <w:t xml:space="preserve"> 出列，所以 </w:t>
       </w:r>
       <w:r>
         <w:rPr>
@@ -298,7 +298,7 @@
           <w:sz w:val="18"/>
           <w:szCs w:val="18"/>
         </w:rPr>
-        <w:t xml:space="preserve">，减法仅在同层 </w:t>
+        <w:t xml:space="preserve">，这个减法只在同层 </w:t>
       </w:r>
       <w:r>
         <w:rPr>
@@ -316,7 +316,7 @@
           <w:sz w:val="18"/>
           <w:szCs w:val="18"/>
         </w:rPr>
-        <w:t xml:space="preserve"> 生效。</w:t>
+        <w:t xml:space="preserve"> 时才生效。</w:t>
       </w:r>
     </w:p>
     <w:p>
@@ -386,7 +386,7 @@
           <w:sz w:val="21"/>
           <w:szCs w:val="21"/>
         </w:rPr>
-        <w:t xml:space="preserve">，层 a 是 V 上的超图 </w:t>
+        <w:t xml:space="preserve">，每一层 a 都是 V 上的一个超图 </w:t>
       </w:r>
       <w:r>
         <w:rPr>
@@ -526,7 +526,7 @@
           <w:sz w:val="21"/>
           <w:szCs w:val="21"/>
         </w:rPr>
-        <w:t xml:space="preserve">，写成向量 </w:t>
+        <w:t xml:space="preserve">，写成向量就是 </w:t>
       </w:r>
       <w:r>
         <w:rPr>
@@ -544,7 +544,7 @@
           <w:sz w:val="21"/>
           <w:szCs w:val="21"/>
         </w:rPr>
-        <w:t xml:space="preserve">。引入两个生成函数：</w:t>
+        <w:t xml:space="preserve">。这里引入两个生成函数：</w:t>
       </w:r>
     </w:p>
     <w:p>
@@ -808,7 +808,7 @@
           <w:sz w:val="21"/>
           <w:szCs w:val="21"/>
         </w:rPr>
-        <w:t xml:space="preserve"> 描述节点侧，</w:t>
+        <w:t xml:space="preserve"> 管节点侧，</w:t>
       </w:r>
       <w:r>
         <w:rPr>
@@ -836,7 +836,7 @@
           <w:sz w:val="21"/>
           <w:szCs w:val="21"/>
         </w:rPr>
-        <w:t xml:space="preserve"> 描述沿层 a 的一个成员槽到达某节点时该节点的余度分布，指数中的 </w:t>
+        <w:t xml:space="preserve"> 管的是沿层 a 的一个成员槽到达某个节点时、这个节点的余度分布，指数里的 </w:t>
       </w:r>
       <w:r>
         <w:rPr>
@@ -864,7 +864,7 @@
           <w:sz w:val="21"/>
           <w:szCs w:val="21"/>
         </w:rPr>
-        <w:t xml:space="preserve"> 即余度相减：来路那个群体不再计入。联合层度分布 </w:t>
+        <w:t xml:space="preserve"> 就是余度相减：来路的那个群体不再算进去。联合层度分布 </w:t>
       </w:r>
       <w:r>
         <w:rPr>
@@ -882,7 +882,7 @@
           <w:sz w:val="21"/>
           <w:szCs w:val="21"/>
         </w:rPr>
-        <w:t xml:space="preserve"> 是本模型的结构输入，层间的一切效应最终只经由 </w:t>
+        <w:t xml:space="preserve"> 是本模型的结构输入，层和层之间的一切效应，最后都只通过 </w:t>
       </w:r>
       <w:r>
         <w:rPr>
@@ -900,7 +900,7 @@
           <w:sz w:val="21"/>
           <w:szCs w:val="21"/>
         </w:rPr>
-        <w:t xml:space="preserve"> 与 </w:t>
+        <w:t xml:space="preserve"> 和 </w:t>
       </w:r>
       <w:r>
         <w:rPr>
@@ -998,7 +998,7 @@
           <w:sz w:val="21"/>
           <w:szCs w:val="21"/>
         </w:rPr>
-        <w:t xml:space="preserve"> 跨层共享——个体在任一渠道被感染即在所有渠道中均为感染态。记层 a 的群体 e 中已感染成员数为 </w:t>
+        <w:t xml:space="preserve"> 是跨层共享的——一个个体只要在任一条渠道里被感染，它在所有渠道里就都算感染态。记层 a 的群体 e 里已经感染的成员数为 </w:t>
       </w:r>
       <w:r>
         <w:rPr>
@@ -1082,7 +1082,7 @@
           <w:sz w:val="21"/>
           <w:szCs w:val="21"/>
         </w:rPr>
-        <w:t xml:space="preserve"> 时群体激活，向 e 中每个易感成员各以速率 </w:t>
+        <w:t xml:space="preserve"> 时群体激活，向 e 里每个易感成员各以速率 </w:t>
       </w:r>
       <w:r>
         <w:rPr>
@@ -1110,7 +1110,7 @@
           <w:sz w:val="21"/>
           <w:szCs w:val="21"/>
         </w:rPr>
-        <w:t xml:space="preserve"> 独立传递，否则静默；感染者以速率 </w:t>
+        <w:t xml:space="preserve"> 独立传递，否则就静默着；感染者以速率 </w:t>
       </w:r>
       <w:r>
         <w:rPr>
@@ -1128,7 +1128,7 @@
           <w:sz w:val="21"/>
           <w:szCs w:val="21"/>
         </w:rPr>
-        <w:t xml:space="preserve"> 康复。易感节点 u 的总风险率</w:t>
+        <w:t xml:space="preserve"> 康复。易感节点 u 的总风险率是</w:t>
       </w:r>
     </w:p>
     <w:p>
@@ -1291,7 +1291,7 @@
           <w:sz w:val="21"/>
           <w:szCs w:val="21"/>
         </w:rPr>
-        <w:t xml:space="preserve">以 </w:t>
+        <w:t xml:space="preserve">把时间以 </w:t>
       </w:r>
       <w:r>
         <w:rPr>
@@ -1309,7 +1309,7 @@
           <w:sz w:val="21"/>
           <w:szCs w:val="21"/>
         </w:rPr>
-        <w:t xml:space="preserve"> 归一时间，</w:t>
+        <w:t xml:space="preserve"> 归一，</w:t>
       </w:r>
       <w:r>
         <w:rPr>
@@ -1402,7 +1402,7 @@
           <w:sz w:val="21"/>
           <w:szCs w:val="21"/>
         </w:rPr>
-        <w:t xml:space="preserve">。初始时刻每个节点独立地以概率 </w:t>
+        <w:t xml:space="preserve">。初始时刻，每个节点各自独立地以概率 </w:t>
       </w:r>
       <w:r>
         <w:rPr>
@@ -1420,7 +1420,7 @@
           <w:sz w:val="21"/>
           <w:szCs w:val="21"/>
         </w:rPr>
-        <w:t xml:space="preserve"> 处于感染态、其余易感，</w:t>
+        <w:t xml:space="preserve"> 处在感染态、其余易感，</w:t>
       </w:r>
       <w:r>
         <w:rPr>
@@ -1438,7 +1438,7 @@
           <w:sz w:val="21"/>
           <w:szCs w:val="21"/>
         </w:rPr>
-        <w:t xml:space="preserve"> 即均匀初始感染比例。与有向超图不同，无向群体中每个成员既是传染源也是传染靶：一个成员被感染后群体激活，可感染同群其他成员，后者被感染又延长群体的激活时长，形成群内级联。本模型的新内容均源于此。</w:t>
+        <w:t xml:space="preserve"> 就是均匀的初始感染比例。和有向超图不一样，无向群体里每个成员既是传染源、也是传染靶：一个成员被感染后群体就激活了，它能去感染同群的其他成员，后者被感染又把群体的激活时长拖长，这样就形成了群内级联。本模型里新的内容，都是从这一点来的。</w:t>
       </w:r>
     </w:p>
     <w:p>
@@ -1471,7 +1471,7 @@
           <w:sz w:val="21"/>
           <w:szCs w:val="21"/>
         </w:rPr>
-        <w:t xml:space="preserve">固定一个检验节点 u，令其永久易感（空腔节点）。取一个 u 所属的层 a 群体 e，定义边基变量</w:t>
+        <w:t xml:space="preserve">固定一个检验节点 u，让它永久保持易感（也就是空腔节点）。取一个 u 所属的层 a 群体 e，定义边基变量</w:t>
       </w:r>
     </w:p>
     <w:p>
@@ -1538,7 +1538,7 @@
           <w:sz w:val="21"/>
           <w:szCs w:val="21"/>
         </w:rPr>
-        <w:t xml:space="preserve"> 时刻尚未向 </w:t>
+        <w:t xml:space="preserve"> 时刻还没向 </w:t>
       </w:r>
       <w:r>
         <w:rPr>
@@ -1593,7 +1593,7 @@
           <w:sz w:val="21"/>
           <w:szCs w:val="21"/>
         </w:rPr>
-        <w:t xml:space="preserve">在局域树状假设下（位形模型系综 </w:t>
+        <w:t xml:space="preserve">在局域树状假设下（位形模型系综在 </w:t>
       </w:r>
       <w:r>
         <w:rPr>
@@ -1611,7 +1611,7 @@
           <w:sz w:val="21"/>
           <w:szCs w:val="21"/>
         </w:rPr>
-        <w:t xml:space="preserve"> 时局域收敛于超树，回路概率 </w:t>
+        <w:t xml:space="preserve"> 时局域收敛到超树，回路概率是 </w:t>
       </w:r>
       <w:r>
         <w:rPr>
@@ -1629,7 +1629,7 @@
           <w:sz w:val="21"/>
           <w:szCs w:val="21"/>
         </w:rPr>
-        <w:t xml:space="preserve">），u 所属各群体的上游分支互不相交，节点侧因而闭合为</w:t>
+        <w:t xml:space="preserve">），u 所属的各个群体、它们的上游分支互不相交，节点侧于是就闭合成了</w:t>
       </w:r>
     </w:p>
     <w:p>
@@ -1716,7 +1716,7 @@
           <w:sz w:val="21"/>
           <w:szCs w:val="21"/>
         </w:rPr>
-        <w:t xml:space="preserve">以 e 除 u 外的 </w:t>
+        <w:t xml:space="preserve">拿 e 里除 u 之外那 </w:t>
       </w:r>
       <w:r>
         <w:rPr>
@@ -1808,7 +1808,7 @@
           <w:sz w:val="21"/>
           <w:szCs w:val="21"/>
         </w:rPr>
-        <w:t xml:space="preserve">）为仓室，定义未传递子概率 </w:t>
+        <w:t xml:space="preserve">）当仓室，定义未传递子概率 </w:t>
       </w:r>
       <w:r>
         <w:rPr>
@@ -1855,7 +1855,7 @@
           <w:sz w:val="21"/>
           <w:szCs w:val="21"/>
         </w:rPr>
-        <w:t xml:space="preserve">，则 </w:t>
+        <w:t xml:space="preserve">，那么 </w:t>
       </w:r>
       <w:r>
         <w:rPr>
@@ -1912,7 +1912,7 @@
           <w:sz w:val="21"/>
           <w:szCs w:val="21"/>
         </w:rPr>
-        <w:t xml:space="preserve">，激活且未传递的部分为</w:t>
+        <w:t xml:space="preserve">，其中激活了、却还没传递出去的那部分是</w:t>
       </w:r>
     </w:p>
     <w:p>
@@ -2038,7 +2038,7 @@
           <w:sz w:val="21"/>
           <w:szCs w:val="21"/>
         </w:rPr>
-        <w:t xml:space="preserve">一个成员经由其他群体到 t 仍易感的概率为 </w:t>
+        <w:t xml:space="preserve">一个成员通过别的群体、到 t 时刻还保持易感的概率是 </w:t>
       </w:r>
       <w:r>
         <w:rPr>
@@ -2075,7 +2075,7 @@
           <w:sz w:val="21"/>
           <w:szCs w:val="21"/>
         </w:rPr>
-        <w:t xml:space="preserve">，故其外部风险率</w:t>
+        <w:t xml:space="preserve">，所以它的外部风险率是</w:t>
       </w:r>
     </w:p>
     <w:p>
@@ -2286,7 +2286,7 @@
           <w:sz w:val="21"/>
           <w:szCs w:val="21"/>
         </w:rPr>
-        <w:t xml:space="preserve">一个易感成员的总感染率是外部与群内之和 </w:t>
+        <w:t xml:space="preserve">一个易感成员的总感染率，是外部和群内两块之和 </w:t>
       </w:r>
       <w:r>
         <w:rPr>
@@ -2361,7 +2361,7 @@
           <w:sz w:val="21"/>
           <w:szCs w:val="21"/>
         </w:rPr>
-        <w:t xml:space="preserve">；群体向 u 的传递以速率 </w:t>
+        <w:t xml:space="preserve">；而群体向 u 的传递，以速率 </w:t>
       </w:r>
       <w:r>
         <w:rPr>
@@ -2417,7 +2417,7 @@
           <w:sz w:val="21"/>
           <w:szCs w:val="21"/>
         </w:rPr>
-        <w:t xml:space="preserve"> 把概率移出「未传递」类。据此</w:t>
+        <w:t xml:space="preserve"> 把概率移出「未传递」这一类。据此可以写出</w:t>
       </w:r>
     </w:p>
     <w:p>
@@ -2794,7 +2794,7 @@
           <w:sz w:val="21"/>
           <w:szCs w:val="21"/>
         </w:rPr>
-        <w:t xml:space="preserve">（越界下标记为零。）对 (1.8) 求和，</w:t>
+        <w:t xml:space="preserve">（越界的下标都记为零。）把 (1.8) 逐项求和，</w:t>
       </w:r>
       <w:r>
         <w:rPr>
@@ -2822,7 +2822,7 @@
           <w:sz w:val="21"/>
           <w:szCs w:val="21"/>
         </w:rPr>
-        <w:t xml:space="preserve"> 项、群内项与 </w:t>
+        <w:t xml:space="preserve"> 项、群内项和 </w:t>
       </w:r>
       <w:r>
         <w:rPr>
@@ -2840,7 +2840,7 @@
           <w:sz w:val="21"/>
           <w:szCs w:val="21"/>
         </w:rPr>
-        <w:t xml:space="preserve"> 项各自守恒相消，只余</w:t>
+        <w:t xml:space="preserve"> 项各自守恒、两两相消，最后只剩下</w:t>
       </w:r>
     </w:p>
     <w:p>
@@ -2947,7 +2947,7 @@
           <w:sz w:val="21"/>
           <w:szCs w:val="21"/>
         </w:rPr>
-        <w:t xml:space="preserve">与 (1.7) 自洽。初始条件 </w:t>
+        <w:t xml:space="preserve">这和 (1.7) 自洽。初始条件 </w:t>
       </w:r>
       <w:r>
         <w:rPr>
@@ -3042,7 +3042,7 @@
           <w:sz w:val="21"/>
           <w:szCs w:val="21"/>
         </w:rPr>
-        <w:t xml:space="preserve">，其余为零，</w:t>
+        <w:t xml:space="preserve">，其余都是零，</w:t>
       </w:r>
       <w:r>
         <w:rPr>
@@ -3079,7 +3079,7 @@
           <w:sz w:val="21"/>
           <w:szCs w:val="21"/>
         </w:rPr>
-        <w:t xml:space="preserve">。闭合方程组只含各层的群体计数，共 </w:t>
+        <w:t xml:space="preserve">。闭合方程组只含各层的群体计数，一共 </w:t>
       </w:r>
       <w:r>
         <w:rPr>
@@ -3135,7 +3135,7 @@
           <w:sz w:val="21"/>
           <w:szCs w:val="21"/>
         </w:rPr>
-        <w:t xml:space="preserve"> 维，与系统规模 N 无关，</w:t>
+        <w:t xml:space="preserve"> 维，和系统规模 N 无关，</w:t>
       </w:r>
       <w:r>
         <w:rPr>
@@ -3171,7 +3171,7 @@
           <w:sz w:val="21"/>
           <w:szCs w:val="21"/>
         </w:rPr>
-        <w:t xml:space="preserve"> 时为 16 个；节点侧的 S 由 (1.5) 代数给出，终态规模 </w:t>
+        <w:t xml:space="preserve"> 时就是 16 个；节点侧的 S 由 (1.5) 代数地给出，终态规模 </w:t>
       </w:r>
       <w:r>
         <w:rPr>
@@ -3189,7 +3189,7 @@
           <w:sz w:val="21"/>
           <w:szCs w:val="21"/>
         </w:rPr>
-        <w:t xml:space="preserve"> 直接读出，二者均不增维。欲绘出完整时间演化中的 </w:t>
+        <w:t xml:space="preserve"> 直接读出来就行，这两样都不增加维数。要是想把完整时间演化里的 </w:t>
       </w:r>
       <w:r>
         <w:rPr>
@@ -3207,7 +3207,7 @@
           <w:sz w:val="21"/>
           <w:szCs w:val="21"/>
         </w:rPr>
-        <w:t xml:space="preserve"> 与 </w:t>
+        <w:t xml:space="preserve"> 和 </w:t>
       </w:r>
       <w:r>
         <w:rPr>
@@ -3225,7 +3225,7 @@
           <w:sz w:val="21"/>
           <w:szCs w:val="21"/>
         </w:rPr>
-        <w:t xml:space="preserve">（图 2），再附一个求积 </w:t>
+        <w:t xml:space="preserve"> 也画出来（图 2），只要再加一个求积 </w:t>
       </w:r>
       <w:r>
         <w:rPr>
@@ -3261,7 +3261,7 @@
           <w:sz w:val="21"/>
           <w:szCs w:val="21"/>
         </w:rPr>
-        <w:t xml:space="preserve">）分离即可，它不改变闭合本身的维数。</w:t>
+        <w:t xml:space="preserve">）把它们分开就够了，这一步并不改变闭合本身的维数。</w:t>
       </w:r>
     </w:p>
     <w:p>
@@ -3294,7 +3294,7 @@
           <w:sz w:val="21"/>
           <w:szCs w:val="21"/>
         </w:rPr>
-        <w:t xml:space="preserve">以「感染经由哪一层传来」为型，经由层 a 感染的节点其层 b 群体数的期望为 </w:t>
+        <w:t xml:space="preserve">把「感染是经由哪一层传来的」当作型，那么经由层 a 感染的节点、它的层 b 群体数的期望就是 </w:t>
       </w:r>
       <w:r>
         <w:rPr>
@@ -3379,7 +3379,7 @@
           <w:sz w:val="21"/>
           <w:szCs w:val="21"/>
         </w:rPr>
-        <w:t xml:space="preserve">，每个被点燃的群体产出 </w:t>
+        <w:t xml:space="preserve">，而每个被点燃的群体又产出 </w:t>
       </w:r>
       <w:r>
         <w:rPr>
@@ -3454,7 +3454,7 @@
           <w:sz w:val="21"/>
           <w:szCs w:val="21"/>
         </w:rPr>
-        <w:t xml:space="preserve"> 个新感染成员（C 为孤立群体内的群内级联期望，由一个小型连续时间 Markov 链的递推给出，</w:t>
+        <w:t xml:space="preserve"> 个新的感染成员（C 是孤立群体内部群内级联的期望，由一个小型连续时间 Markov 链的递推算出来，</w:t>
       </w:r>
       <w:r>
         <w:rPr>
@@ -3472,7 +3472,7 @@
           <w:sz w:val="21"/>
           <w:szCs w:val="21"/>
         </w:rPr>
-        <w:t xml:space="preserve"> 时退化为成对传递概率）。故多型分支矩阵</w:t>
+        <w:t xml:space="preserve"> 时就退化成了成对传递概率）。所以，多型分支矩阵是</w:t>
       </w:r>
     </w:p>
     <w:p>
@@ -3691,7 +3691,7 @@
           <w:sz w:val="21"/>
           <w:szCs w:val="21"/>
         </w:rPr>
-        <w:t xml:space="preserve"> 确定。图 2 的控制参数 </w:t>
+        <w:t xml:space="preserve"> 定出来。图 2 里的控制参数 </w:t>
       </w:r>
       <w:r>
         <w:rPr>
@@ -3709,7 +3709,7 @@
           <w:sz w:val="21"/>
           <w:szCs w:val="21"/>
         </w:rPr>
-        <w:t xml:space="preserve"> 即以此阈值 </w:t>
+        <w:t xml:space="preserve">，就是拿这个阈值 </w:t>
       </w:r>
       <w:r>
         <w:rPr>
@@ -3737,7 +3737,7 @@
           <w:sz w:val="21"/>
           <w:szCs w:val="21"/>
         </w:rPr>
-        <w:t xml:space="preserve"> 定标。</w:t>
+        <w:t xml:space="preserve"> 来定标的。</w:t>
       </w:r>
     </w:p>
     <w:p>
@@ -3770,7 +3770,7 @@
           <w:sz w:val="21"/>
           <w:szCs w:val="21"/>
         </w:rPr>
-        <w:t xml:space="preserve">闭合方程组不仅给出阈值，也复现整个传播过程。图 2 给出 </w:t>
+        <w:t xml:space="preserve">闭合方程组不光给出阈值，也能把整个传播过程复现出来。图 2 画的是 </w:t>
       </w:r>
       <w:r>
         <w:rPr>
@@ -3888,7 +3888,7 @@
           <w:sz w:val="21"/>
           <w:szCs w:val="21"/>
         </w:rPr>
-        <w:t xml:space="preserve"> 与 </w:t>
+        <w:t xml:space="preserve"> 和 </w:t>
       </w:r>
       <w:r>
         <w:rPr>
@@ -3961,7 +3961,7 @@
           <w:sz w:val="21"/>
           <w:szCs w:val="21"/>
         </w:rPr>
-        <w:t xml:space="preserve">。群体闭合 (1.8) 与精确仿真在 </w:t>
+        <w:t xml:space="preserve">。群体闭合 (1.8) 和精确仿真在 </w:t>
       </w:r>
       <w:r>
         <w:rPr>
@@ -3979,7 +3979,7 @@
           <w:sz w:val="21"/>
           <w:szCs w:val="21"/>
         </w:rPr>
-        <w:t xml:space="preserve"> 与 </w:t>
+        <w:t xml:space="preserve">、</w:t>
       </w:r>
       <w:r>
         <w:rPr>
@@ -3997,7 +3997,7 @@
           <w:sz w:val="21"/>
           <w:szCs w:val="21"/>
         </w:rPr>
-        <w:t xml:space="preserve"> 上的最大偏差分别为 0.0019 与 0.0006，均小于图中线宽；感染峰高相差约 0.3%，峰位 </w:t>
+        <w:t xml:space="preserve"> 上的最大偏差分别是 0.0019 和 0.0006，都比图里的线宽还小；感染峰高相差大约 0.3%，峰位在 </w:t>
       </w:r>
       <w:r>
         <w:rPr>
@@ -4015,7 +4015,7 @@
           <w:sz w:val="21"/>
           <w:szCs w:val="21"/>
         </w:rPr>
-        <w:t xml:space="preserve">。群体闭合复现了完整的含时演化。</w:t>
+        <w:t xml:space="preserve">。可以说，闭合把完整的含时演化都复现了下来。</w:t>
       </w:r>
     </w:p>
     <w:p>
@@ -4189,7 +4189,7 @@
           <w:sz w:val="18"/>
           <w:szCs w:val="18"/>
         </w:rPr>
-        <w:t xml:space="preserve">。黑线为 400 次独立 Gillespie 实现的均值，灰带为 95% 置信区间，最宽处约与线宽相当；蓝虚线为群体闭合 (1.8)。(a) 易感比例 </w:t>
+        <w:t xml:space="preserve">。实线为 400 次独立 Gillespie 实现的均值，灰带为 95% 置信区间，最宽处大约和线宽相当；虚线为群体闭合 (1.8)。(a) 易感比例 </w:t>
       </w:r>
       <w:r>
         <w:rPr>
@@ -4258,7 +4258,7 @@
           <w:sz w:val="21"/>
           <w:szCs w:val="21"/>
         </w:rPr>
-        <w:t xml:space="preserve">仿真为 (1.3) 所定义连续时间 Markov 过程的精确 Gillespie 抽样，取 </w:t>
+        <w:t xml:space="preserve">仿真用的是 (1.3) 所定义的那个连续时间 Markov 过程的精确 Gillespie 抽样，取 </w:t>
       </w:r>
       <w:r>
         <w:rPr>
@@ -4303,7 +4303,7 @@
           <w:sz w:val="21"/>
           <w:szCs w:val="21"/>
         </w:rPr>
-        <w:t xml:space="preserve">方程组自带两条无需仿真的自检。其一为求和规则：对 (1.8) 逐态求和应严格给出 (1.9)，残差处于机器精度（</w:t>
+        <w:t xml:space="preserve">方程组自带两条不需要仿真的自检。其一是求和规则：对 (1.8) 逐态求和，应当严格给出 (1.9)，残差落在机器精度（</w:t>
       </w:r>
       <w:r>
         <w:rPr>
@@ -4331,7 +4331,7 @@
           <w:sz w:val="21"/>
           <w:szCs w:val="21"/>
         </w:rPr>
-        <w:t xml:space="preserve"> 量级），说明它是方程组的代数恒等式。其二为全体成员易感的恒等式 </w:t>
+        <w:t xml:space="preserve"> 量级），这说明它就是方程组的一条代数恒等式。其二是全体成员易感时的恒等式 </w:t>
       </w:r>
       <w:r>
         <w:rPr>
@@ -4407,7 +4407,7 @@
           <w:sz w:val="21"/>
           <w:szCs w:val="21"/>
         </w:rPr>
-        <w:t xml:space="preserve">，其残差随积分步长按 </w:t>
+        <w:t xml:space="preserve">，它的残差随积分步长按 </w:t>
       </w:r>
       <w:r>
         <w:rPr>
@@ -4435,7 +4435,7 @@
           <w:sz w:val="21"/>
           <w:szCs w:val="21"/>
         </w:rPr>
-        <w:t xml:space="preserve"> 收敛（dt 由 0.02 逐次减半时残差为 </w:t>
+        <w:t xml:space="preserve"> 收敛（dt 从 0.02 逐次减半，残差依次是 </w:t>
       </w:r>
       <w:r>
         <w:rPr>
@@ -4547,7 +4547,7 @@
           <w:sz w:val="21"/>
           <w:szCs w:val="21"/>
         </w:rPr>
-        <w:t xml:space="preserve">，相邻比约 16），与四阶 Runge–Kutta 的阶一致，说明该恒等式是方程组的严格推论、残差纯属积分误差。</w:t>
+        <w:t xml:space="preserve">，相邻比大约是 16），和四阶 Runge–Kutta 的阶一致，这说明该恒等式是方程组的严格推论、残差纯粹是积分误差。</w:t>
       </w:r>
     </w:p>
     <w:p>
@@ -4574,7 +4574,7 @@
           <w:sz w:val="21"/>
           <w:szCs w:val="21"/>
         </w:rPr>
-        <w:t xml:space="preserve">阈值公式 (1.10) 与方程组自身在无病定态的线性失稳独立比对：将 (1.8) 作数值 Jacobian、对最大实部特征值二分求阈值，与 </w:t>
+        <w:t xml:space="preserve">阈值公式 (1.10) 还能和方程组自己在无病定态处的线性失稳做一次独立比对：把 (1.8) 取数值 Jacobian、对最大实部特征值二分求阈值，它和 </w:t>
       </w:r>
       <w:r>
         <w:rPr>
@@ -4592,7 +4592,7 @@
           <w:sz w:val="21"/>
           <w:szCs w:val="21"/>
         </w:rPr>
-        <w:t xml:space="preserve"> 在六组构型（含反相关度分布、非对称速率与群体规模、三层、以及成对退化情形 </w:t>
+        <w:t xml:space="preserve"> 在六组构型（含反相关度分布、非对称速率和群体规模、三层，还有成对退化情形 </w:t>
       </w:r>
       <w:r>
         <w:rPr>
@@ -4629,7 +4629,7 @@
           <w:sz w:val="21"/>
           <w:szCs w:val="21"/>
         </w:rPr>
-        <w:t xml:space="preserve">）上的相对差均在 </w:t>
+        <w:t xml:space="preserve">）上的相对差都在 </w:t>
       </w:r>
       <w:r>
         <w:rPr>
@@ -4657,7 +4657,7 @@
           <w:sz w:val="21"/>
           <w:szCs w:val="21"/>
         </w:rPr>
-        <w:t xml:space="preserve"> 量级，受数值失稳判据的分辨率所限（Jacobian 取中心差分）。两条路径不共享代码；若以 </w:t>
+        <w:t xml:space="preserve"> 量级，这已经受限于数值失稳判据本身的分辨率了（Jacobian 用的是中心差分）。这两条路径并不共享代码；要是把群内级联 C 换成 </w:t>
       </w:r>
       <w:r>
         <w:rPr>
@@ -4675,7 +4675,7 @@
           <w:sz w:val="21"/>
           <w:szCs w:val="21"/>
         </w:rPr>
-        <w:t xml:space="preserve"> 取代群内级联 C，该一致性立即消失。</w:t>
+        <w:t xml:space="preserve">，这个一致性立刻就没了。</w:t>
       </w:r>
     </w:p>
     <w:p>
@@ -4702,7 +4702,7 @@
           <w:sz w:val="21"/>
           <w:szCs w:val="21"/>
         </w:rPr>
-        <w:t xml:space="preserve">如图 2 所示，群体闭合与精确仿真在整个时间演化上逐点吻合，</w:t>
+        <w:t xml:space="preserve">像图 2 那样，群体闭合和精确仿真在整个时间演化上逐点吻合，</w:t>
       </w:r>
       <w:r>
         <w:rPr>
@@ -4720,7 +4720,7 @@
           <w:sz w:val="21"/>
           <w:szCs w:val="21"/>
         </w:rPr>
-        <w:t xml:space="preserve"> 与 </w:t>
+        <w:t xml:space="preserve">、</w:t>
       </w:r>
       <w:r>
         <w:rPr>
@@ -4738,7 +4738,7 @@
           <w:sz w:val="21"/>
           <w:szCs w:val="21"/>
         </w:rPr>
-        <w:t xml:space="preserve"> 的最大偏差均小于线宽（0.0019 与 0.0006），感染峰高相差约 0.3%、峰位均在 </w:t>
+        <w:t xml:space="preserve"> 的最大偏差都比线宽还小（0.0019 和 0.0006），感染峰高相差大约 0.3%、峰位都落在 </w:t>
       </w:r>
       <w:r>
         <w:rPr>
@@ -4756,7 +4756,7 @@
           <w:sz w:val="21"/>
           <w:szCs w:val="21"/>
         </w:rPr>
-        <w:t xml:space="preserve">。仿真为 </w:t>
+        <w:t xml:space="preserve">。仿真取 </w:t>
       </w:r>
       <w:r>
         <w:rPr>
@@ -4774,7 +4774,7 @@
           <w:sz w:val="21"/>
           <w:szCs w:val="21"/>
         </w:rPr>
-        <w:t xml:space="preserve">、400 次独立实现（脚本 figure2_evolution.py，含 Fenwick 树加速的精确 Gillespie）。残余偏差随系统规模增大而单调趋零，是可由增大系统消除的有限尺寸效应，而非闭合层级的系统偏差。</w:t>
+        <w:t xml:space="preserve">、跑了 400 次独立实现（脚本 figure2_evolution.py，里面是带 Fenwick 树加速的精确 Gillespie）。剩下的那点偏差会随系统规模变大而单调趋零，是把系统放大就能抹掉的有限尺寸效应，而不是闭合层级上的系统偏差。</w:t>
       </w:r>
     </w:p>
     <w:p>
@@ -4801,7 +4801,7 @@
           <w:sz w:val="21"/>
           <w:szCs w:val="21"/>
         </w:rPr>
-        <w:t xml:space="preserve">上述结果均由与原推导不共享路径的方式复核：</w:t>
+        <w:t xml:space="preserve">上面这些结果，都是用和原推导不共享路径的办法复核过的：</w:t>
       </w:r>
       <w:r>
         <w:rPr>
@@ -4819,7 +4819,7 @@
           <w:sz w:val="21"/>
           <w:szCs w:val="21"/>
         </w:rPr>
-        <w:t xml:space="preserve">（成对）退化情形下方程组可解析积出终态不动点，与 RK4 积分的 </w:t>
+        <w:t xml:space="preserve">（成对）这个退化情形下，方程组可以解析地积出终态不动点，它和 RK4 积分给出的 </w:t>
       </w:r>
       <w:r>
         <w:rPr>
@@ -4837,7 +4837,7 @@
           <w:sz w:val="21"/>
           <w:szCs w:val="21"/>
         </w:rPr>
-        <w:t xml:space="preserve"> 相差 </w:t>
+        <w:t xml:space="preserve"> 只差 </w:t>
       </w:r>
       <w:r>
         <w:rPr>
@@ -4865,7 +4865,7 @@
           <w:sz w:val="21"/>
           <w:szCs w:val="21"/>
         </w:rPr>
-        <w:t xml:space="preserve">；群内级联 C 由孤立群体的直接蒙特卡洛复核，全部十五组参数（</w:t>
+        <w:t xml:space="preserve">；群内级联 C 由孤立群体的直接蒙特卡洛来复核，十五组参数（</w:t>
       </w:r>
       <w:r>
         <w:rPr>
@@ -4883,7 +4883,7 @@
           <w:sz w:val="21"/>
           <w:szCs w:val="21"/>
         </w:rPr>
-        <w:t xml:space="preserve"> 与 </w:t>
+        <w:t xml:space="preserve"> 配 </w:t>
       </w:r>
       <w:r>
         <w:rPr>
@@ -4901,7 +4901,7 @@
           <w:sz w:val="21"/>
           <w:szCs w:val="21"/>
         </w:rPr>
-        <w:t xml:space="preserve">）的标准化偏差均不超过 </w:t>
+        <w:t xml:space="preserve">）的标准化偏差都不超过 </w:t>
       </w:r>
       <w:r>
         <w:rPr>
@@ -4919,7 +4919,7 @@
           <w:sz w:val="21"/>
           <w:szCs w:val="21"/>
         </w:rPr>
-        <w:t xml:space="preserve">、与无系统偏差相容；阈值本身亦由亚临界终态外推独立测得，与 (1.10) 的解析值相容。</w:t>
+        <w:t xml:space="preserve">，和「没有系统偏差」相容；阈值本身也由亚临界终态外推独立测了一遍，同样和 (1.10) 的解析值相容。</w:t>
       </w:r>
     </w:p>
     <w:sectPr>

--- a/multiplex-hypergraph-sir/section1_cn.docx
+++ b/multiplex-hypergraph-sir/section1_cn.docx
@@ -998,7 +998,7 @@
           <w:sz w:val="21"/>
           <w:szCs w:val="21"/>
         </w:rPr>
-        <w:t xml:space="preserve"> 是跨层共享的——一个个体只要在任一条渠道里被感染，它在所有渠道里就都算感染态。记层 a 的群体 e 里已经感染的成员数为 </w:t>
+        <w:t xml:space="preserve"> 是跨层共享的——一个个体只要在任一条渠道里被感染，它在所有渠道里也都是感染态。记层 a 的群体 e 里已经感染的成员数为 </w:t>
       </w:r>
       <w:r>
         <w:rPr>
@@ -3997,7 +3997,7 @@
           <w:sz w:val="21"/>
           <w:szCs w:val="21"/>
         </w:rPr>
-        <w:t xml:space="preserve"> 上的最大偏差分别是 0.0019 和 0.0006，都比图里的线宽还小；感染峰高相差大约 0.3%，峰位在 </w:t>
+        <w:t xml:space="preserve"> 上的最大偏差分别是 0.0019 和 0.0006，都比图里的线宽还小；感染峰高只差大约 0.3%，峰位同在 </w:t>
       </w:r>
       <w:r>
         <w:rPr>
@@ -4015,7 +4015,7 @@
           <w:sz w:val="21"/>
           <w:szCs w:val="21"/>
         </w:rPr>
-        <w:t xml:space="preserve">。可以说，闭合把完整的含时演化都复现了下来。</w:t>
+        <w:t xml:space="preserve">。</w:t>
       </w:r>
     </w:p>
     <w:p>
@@ -4547,7 +4547,7 @@
           <w:sz w:val="21"/>
           <w:szCs w:val="21"/>
         </w:rPr>
-        <w:t xml:space="preserve">，相邻比大约是 16），和四阶 Runge–Kutta 的阶一致，这说明该恒等式是方程组的严格推论、残差纯粹是积分误差。</w:t>
+        <w:t xml:space="preserve">，相邻比大约是 16），和四阶 Runge–Kutta 的阶一致——这条恒等式是方程组的严格推论，残差纯粹是积分误差。</w:t>
       </w:r>
     </w:p>
     <w:p>

--- a/multiplex-hypergraph-sir/section1_cn.docx
+++ b/multiplex-hypergraph-sir/section1_cn.docx
@@ -49,7 +49,7 @@
           <w:sz w:val="21"/>
           <w:szCs w:val="21"/>
         </w:rPr>
-        <w:t xml:space="preserve">本模型有三个要素，都画在了图 1 里：多重超图和层度 (a)、单个群体内部的级联 (b)，还有群体层面的分支 (c)。</w:t>
+        <w:t xml:space="preserve">本模型的三个要素示于图 1：多重超图和层度 (a)、单个群体内部的级联 (b)，以及群体层面的分支 (c)。</w:t>
       </w:r>
     </w:p>
     <w:p>
@@ -141,7 +141,7 @@
           <w:sz w:val="18"/>
           <w:szCs w:val="18"/>
         </w:rPr>
-        <w:t xml:space="preserve"> 是递推所用的计数，它的规模 </w:t>
+        <w:t xml:space="preserve"> 为递推所用的计数，其规模 </w:t>
       </w:r>
       <w:r>
         <w:rPr>
@@ -223,7 +223,7 @@
           <w:sz w:val="18"/>
           <w:szCs w:val="18"/>
         </w:rPr>
-        <w:t xml:space="preserve"> 出列，所以 </w:t>
+        <w:t xml:space="preserve"> 出列，故 </w:t>
       </w:r>
       <w:r>
         <w:rPr>
@@ -298,7 +298,7 @@
           <w:sz w:val="18"/>
           <w:szCs w:val="18"/>
         </w:rPr>
-        <w:t xml:space="preserve">，这个减法只在同层 </w:t>
+        <w:t xml:space="preserve">，减法仅在同层 </w:t>
       </w:r>
       <w:r>
         <w:rPr>
@@ -316,7 +316,7 @@
           <w:sz w:val="18"/>
           <w:szCs w:val="18"/>
         </w:rPr>
-        <w:t xml:space="preserve"> 时才生效。</w:t>
+        <w:t xml:space="preserve"> 生效。</w:t>
       </w:r>
     </w:p>
     <w:p>
@@ -386,7 +386,7 @@
           <w:sz w:val="21"/>
           <w:szCs w:val="21"/>
         </w:rPr>
-        <w:t xml:space="preserve">，每一层 a 都是 V 上的一个超图 </w:t>
+        <w:t xml:space="preserve">，层 a 是 V 上的超图 </w:t>
       </w:r>
       <w:r>
         <w:rPr>
@@ -526,7 +526,7 @@
           <w:sz w:val="21"/>
           <w:szCs w:val="21"/>
         </w:rPr>
-        <w:t xml:space="preserve">，写成向量就是 </w:t>
+        <w:t xml:space="preserve">，写成向量 </w:t>
       </w:r>
       <w:r>
         <w:rPr>
@@ -544,7 +544,7 @@
           <w:sz w:val="21"/>
           <w:szCs w:val="21"/>
         </w:rPr>
-        <w:t xml:space="preserve">。这里引入两个生成函数：</w:t>
+        <w:t xml:space="preserve">。引入两个生成函数：</w:t>
       </w:r>
     </w:p>
     <w:p>
@@ -808,7 +808,7 @@
           <w:sz w:val="21"/>
           <w:szCs w:val="21"/>
         </w:rPr>
-        <w:t xml:space="preserve"> 管节点侧，</w:t>
+        <w:t xml:space="preserve"> 描述节点侧，</w:t>
       </w:r>
       <w:r>
         <w:rPr>
@@ -836,7 +836,7 @@
           <w:sz w:val="21"/>
           <w:szCs w:val="21"/>
         </w:rPr>
-        <w:t xml:space="preserve"> 管的是沿层 a 的一个成员槽到达某个节点时、这个节点的余度分布，指数里的 </w:t>
+        <w:t xml:space="preserve"> 描述沿层 a 的一个成员槽到达某节点时该节点的余度分布，指数中的 </w:t>
       </w:r>
       <w:r>
         <w:rPr>
@@ -864,7 +864,7 @@
           <w:sz w:val="21"/>
           <w:szCs w:val="21"/>
         </w:rPr>
-        <w:t xml:space="preserve"> 就是余度相减：来路的那个群体不再算进去。联合层度分布 </w:t>
+        <w:t xml:space="preserve"> 即余度相减：来路那个群体不再计入。联合层度分布 </w:t>
       </w:r>
       <w:r>
         <w:rPr>
@@ -882,7 +882,7 @@
           <w:sz w:val="21"/>
           <w:szCs w:val="21"/>
         </w:rPr>
-        <w:t xml:space="preserve"> 是本模型的结构输入，层和层之间的一切效应，最后都只通过 </w:t>
+        <w:t xml:space="preserve"> 是本模型的结构输入，层间的一切效应最终只经由 </w:t>
       </w:r>
       <w:r>
         <w:rPr>
@@ -998,7 +998,7 @@
           <w:sz w:val="21"/>
           <w:szCs w:val="21"/>
         </w:rPr>
-        <w:t xml:space="preserve"> 是跨层共享的——一个个体只要在任一条渠道里被感染，它在所有渠道里也都是感染态。记层 a 的群体 e 里已经感染的成员数为 </w:t>
+        <w:t xml:space="preserve"> 跨层共享——个体在任一渠道被感染即在所有渠道中都为感染态。记层 a 的群体 e 中已感染成员数为 </w:t>
       </w:r>
       <w:r>
         <w:rPr>
@@ -1082,7 +1082,7 @@
           <w:sz w:val="21"/>
           <w:szCs w:val="21"/>
         </w:rPr>
-        <w:t xml:space="preserve"> 时群体激活，向 e 里每个易感成员各以速率 </w:t>
+        <w:t xml:space="preserve"> 时群体激活，向 e 中每个易感成员各以速率 </w:t>
       </w:r>
       <w:r>
         <w:rPr>
@@ -1110,7 +1110,7 @@
           <w:sz w:val="21"/>
           <w:szCs w:val="21"/>
         </w:rPr>
-        <w:t xml:space="preserve"> 独立传递，否则就静默着；感染者以速率 </w:t>
+        <w:t xml:space="preserve"> 独立传递，否则静默；感染者以速率 </w:t>
       </w:r>
       <w:r>
         <w:rPr>
@@ -1128,7 +1128,7 @@
           <w:sz w:val="21"/>
           <w:szCs w:val="21"/>
         </w:rPr>
-        <w:t xml:space="preserve"> 康复。易感节点 u 的总风险率是</w:t>
+        <w:t xml:space="preserve"> 康复。易感节点 u 的总风险率为</w:t>
       </w:r>
     </w:p>
     <w:p>
@@ -1291,7 +1291,7 @@
           <w:sz w:val="21"/>
           <w:szCs w:val="21"/>
         </w:rPr>
-        <w:t xml:space="preserve">把时间以 </w:t>
+        <w:t xml:space="preserve">以 </w:t>
       </w:r>
       <w:r>
         <w:rPr>
@@ -1309,7 +1309,7 @@
           <w:sz w:val="21"/>
           <w:szCs w:val="21"/>
         </w:rPr>
-        <w:t xml:space="preserve"> 归一，</w:t>
+        <w:t xml:space="preserve"> 归一时间，</w:t>
       </w:r>
       <w:r>
         <w:rPr>
@@ -1402,7 +1402,7 @@
           <w:sz w:val="21"/>
           <w:szCs w:val="21"/>
         </w:rPr>
-        <w:t xml:space="preserve">。初始时刻，每个节点各自独立地以概率 </w:t>
+        <w:t xml:space="preserve">。初始时刻每个节点独立地以概率 </w:t>
       </w:r>
       <w:r>
         <w:rPr>
@@ -1420,7 +1420,7 @@
           <w:sz w:val="21"/>
           <w:szCs w:val="21"/>
         </w:rPr>
-        <w:t xml:space="preserve"> 处在感染态、其余易感，</w:t>
+        <w:t xml:space="preserve"> 处于感染态、其余易感，</w:t>
       </w:r>
       <w:r>
         <w:rPr>
@@ -1438,7 +1438,7 @@
           <w:sz w:val="21"/>
           <w:szCs w:val="21"/>
         </w:rPr>
-        <w:t xml:space="preserve"> 就是均匀的初始感染比例。和有向超图不一样，无向群体里每个成员既是传染源、也是传染靶：一个成员被感染后群体就激活了，它能去感染同群的其他成员，后者被感染又把群体的激活时长拖长，这样就形成了群内级联。本模型里新的内容，都是从这一点来的。</w:t>
+        <w:t xml:space="preserve"> 即均匀初始感染比例。和有向超图不同，无向群体中每个成员既是传染源也是传染靶：一个成员被感染后群体激活，可感染同群其他成员，后者被感染又延长群体的激活时长，形成群内级联。本模型的新内容都源于此。</w:t>
       </w:r>
     </w:p>
     <w:p>
@@ -1471,7 +1471,7 @@
           <w:sz w:val="21"/>
           <w:szCs w:val="21"/>
         </w:rPr>
-        <w:t xml:space="preserve">固定一个检验节点 u，让它永久保持易感（也就是空腔节点）。取一个 u 所属的层 a 群体 e，定义边基变量</w:t>
+        <w:t xml:space="preserve">固定一个检验节点 u，令其永久易感（空腔节点）。取一个 u 所属的层 a 群体 e，定义边基变量</w:t>
       </w:r>
     </w:p>
     <w:p>
@@ -1538,7 +1538,7 @@
           <w:sz w:val="21"/>
           <w:szCs w:val="21"/>
         </w:rPr>
-        <w:t xml:space="preserve"> 时刻还没向 </w:t>
+        <w:t xml:space="preserve"> 时刻尚未向 </w:t>
       </w:r>
       <w:r>
         <w:rPr>
@@ -1593,7 +1593,7 @@
           <w:sz w:val="21"/>
           <w:szCs w:val="21"/>
         </w:rPr>
-        <w:t xml:space="preserve">在局域树状假设下（位形模型系综在 </w:t>
+        <w:t xml:space="preserve">在局域树状假设下（位形模型系综 </w:t>
       </w:r>
       <w:r>
         <w:rPr>
@@ -1611,7 +1611,7 @@
           <w:sz w:val="21"/>
           <w:szCs w:val="21"/>
         </w:rPr>
-        <w:t xml:space="preserve"> 时局域收敛到超树，回路概率是 </w:t>
+        <w:t xml:space="preserve"> 时局域收敛于超树，回路概率 </w:t>
       </w:r>
       <w:r>
         <w:rPr>
@@ -1629,7 +1629,7 @@
           <w:sz w:val="21"/>
           <w:szCs w:val="21"/>
         </w:rPr>
-        <w:t xml:space="preserve">），u 所属的各个群体、它们的上游分支互不相交，节点侧于是就闭合成了</w:t>
+        <w:t xml:space="preserve">），u 所属各群体的上游分支互不相交，节点侧因而闭合为</w:t>
       </w:r>
     </w:p>
     <w:p>
@@ -1716,7 +1716,7 @@
           <w:sz w:val="21"/>
           <w:szCs w:val="21"/>
         </w:rPr>
-        <w:t xml:space="preserve">拿 e 里除 u 之外那 </w:t>
+        <w:t xml:space="preserve">以 e 除 u 外的 </w:t>
       </w:r>
       <w:r>
         <w:rPr>
@@ -1808,7 +1808,7 @@
           <w:sz w:val="21"/>
           <w:szCs w:val="21"/>
         </w:rPr>
-        <w:t xml:space="preserve">）当仓室，定义未传递子概率 </w:t>
+        <w:t xml:space="preserve">）为仓室，定义未传递子概率 </w:t>
       </w:r>
       <w:r>
         <w:rPr>
@@ -1855,7 +1855,7 @@
           <w:sz w:val="21"/>
           <w:szCs w:val="21"/>
         </w:rPr>
-        <w:t xml:space="preserve">，那么 </w:t>
+        <w:t xml:space="preserve">，则 </w:t>
       </w:r>
       <w:r>
         <w:rPr>
@@ -1912,7 +1912,7 @@
           <w:sz w:val="21"/>
           <w:szCs w:val="21"/>
         </w:rPr>
-        <w:t xml:space="preserve">，其中激活了、却还没传递出去的那部分是</w:t>
+        <w:t xml:space="preserve">，激活且未传递的部分为</w:t>
       </w:r>
     </w:p>
     <w:p>
@@ -2038,7 +2038,7 @@
           <w:sz w:val="21"/>
           <w:szCs w:val="21"/>
         </w:rPr>
-        <w:t xml:space="preserve">一个成员通过别的群体、到 t 时刻还保持易感的概率是 </w:t>
+        <w:t xml:space="preserve">一个成员经由其他群体到 t 仍易感的概率为 </w:t>
       </w:r>
       <w:r>
         <w:rPr>
@@ -2075,7 +2075,7 @@
           <w:sz w:val="21"/>
           <w:szCs w:val="21"/>
         </w:rPr>
-        <w:t xml:space="preserve">，所以它的外部风险率是</w:t>
+        <w:t xml:space="preserve">，故其外部风险率</w:t>
       </w:r>
     </w:p>
     <w:p>
@@ -2286,7 +2286,7 @@
           <w:sz w:val="21"/>
           <w:szCs w:val="21"/>
         </w:rPr>
-        <w:t xml:space="preserve">一个易感成员的总感染率，是外部和群内两块之和 </w:t>
+        <w:t xml:space="preserve">一个易感成员的总感染率是外部和群内之和 </w:t>
       </w:r>
       <w:r>
         <w:rPr>
@@ -2361,7 +2361,7 @@
           <w:sz w:val="21"/>
           <w:szCs w:val="21"/>
         </w:rPr>
-        <w:t xml:space="preserve">；而群体向 u 的传递，以速率 </w:t>
+        <w:t xml:space="preserve">；群体向 u 的传递以速率 </w:t>
       </w:r>
       <w:r>
         <w:rPr>
@@ -2417,7 +2417,7 @@
           <w:sz w:val="21"/>
           <w:szCs w:val="21"/>
         </w:rPr>
-        <w:t xml:space="preserve"> 把概率移出「未传递」这一类。据此可以写出</w:t>
+        <w:t xml:space="preserve"> 把概率移出「未传递」类。据此</w:t>
       </w:r>
     </w:p>
     <w:p>
@@ -2794,7 +2794,7 @@
           <w:sz w:val="21"/>
           <w:szCs w:val="21"/>
         </w:rPr>
-        <w:t xml:space="preserve">（越界的下标都记为零。）把 (1.8) 逐项求和，</w:t>
+        <w:t xml:space="preserve">（越界下标记为零。）对 (1.8) 求和，</w:t>
       </w:r>
       <w:r>
         <w:rPr>
@@ -2840,7 +2840,7 @@
           <w:sz w:val="21"/>
           <w:szCs w:val="21"/>
         </w:rPr>
-        <w:t xml:space="preserve"> 项各自守恒、两两相消，最后只剩下</w:t>
+        <w:t xml:space="preserve"> 项各自守恒相消，只余</w:t>
       </w:r>
     </w:p>
     <w:p>
@@ -2947,7 +2947,7 @@
           <w:sz w:val="21"/>
           <w:szCs w:val="21"/>
         </w:rPr>
-        <w:t xml:space="preserve">这和 (1.7) 自洽。初始条件 </w:t>
+        <w:t xml:space="preserve">和 (1.7) 自洽。初始条件 </w:t>
       </w:r>
       <w:r>
         <w:rPr>
@@ -3042,7 +3042,7 @@
           <w:sz w:val="21"/>
           <w:szCs w:val="21"/>
         </w:rPr>
-        <w:t xml:space="preserve">，其余都是零，</w:t>
+        <w:t xml:space="preserve">，其余为零，</w:t>
       </w:r>
       <w:r>
         <w:rPr>
@@ -3079,7 +3079,7 @@
           <w:sz w:val="21"/>
           <w:szCs w:val="21"/>
         </w:rPr>
-        <w:t xml:space="preserve">。闭合方程组只含各层的群体计数，一共 </w:t>
+        <w:t xml:space="preserve">。闭合方程组只含各层的群体计数，共 </w:t>
       </w:r>
       <w:r>
         <w:rPr>
@@ -3171,7 +3171,7 @@
           <w:sz w:val="21"/>
           <w:szCs w:val="21"/>
         </w:rPr>
-        <w:t xml:space="preserve"> 时就是 16 个；节点侧的 S 由 (1.5) 代数地给出，终态规模 </w:t>
+        <w:t xml:space="preserve"> 时为 16 个；节点侧的 S 由 (1.5) 代数给出，终态规模 </w:t>
       </w:r>
       <w:r>
         <w:rPr>
@@ -3189,7 +3189,7 @@
           <w:sz w:val="21"/>
           <w:szCs w:val="21"/>
         </w:rPr>
-        <w:t xml:space="preserve"> 直接读出来就行，这两样都不增加维数。要是想把完整时间演化里的 </w:t>
+        <w:t xml:space="preserve"> 直接读出，二者都不增维。欲绘出完整时间演化中的 </w:t>
       </w:r>
       <w:r>
         <w:rPr>
@@ -3225,7 +3225,7 @@
           <w:sz w:val="21"/>
           <w:szCs w:val="21"/>
         </w:rPr>
-        <w:t xml:space="preserve"> 也画出来（图 2），只要再加一个求积 </w:t>
+        <w:t xml:space="preserve">（图 2），再附一个求积 </w:t>
       </w:r>
       <w:r>
         <w:rPr>
@@ -3261,7 +3261,7 @@
           <w:sz w:val="21"/>
           <w:szCs w:val="21"/>
         </w:rPr>
-        <w:t xml:space="preserve">）把它们分开就够了，这一步并不改变闭合本身的维数。</w:t>
+        <w:t xml:space="preserve">）分离即可，它不改变闭合本身的维数。</w:t>
       </w:r>
     </w:p>
     <w:p>
@@ -3294,7 +3294,7 @@
           <w:sz w:val="21"/>
           <w:szCs w:val="21"/>
         </w:rPr>
-        <w:t xml:space="preserve">把「感染是经由哪一层传来的」当作型，那么经由层 a 感染的节点、它的层 b 群体数的期望就是 </w:t>
+        <w:t xml:space="preserve">按「感染经由哪一层传来」分型，经由层 a 感染的节点其层 b 群体数的期望为 </w:t>
       </w:r>
       <w:r>
         <w:rPr>
@@ -3379,7 +3379,7 @@
           <w:sz w:val="21"/>
           <w:szCs w:val="21"/>
         </w:rPr>
-        <w:t xml:space="preserve">，而每个被点燃的群体又产出 </w:t>
+        <w:t xml:space="preserve">，每个被点燃的群体产出 </w:t>
       </w:r>
       <w:r>
         <w:rPr>
@@ -3454,7 +3454,7 @@
           <w:sz w:val="21"/>
           <w:szCs w:val="21"/>
         </w:rPr>
-        <w:t xml:space="preserve"> 个新的感染成员（C 是孤立群体内部群内级联的期望，由一个小型连续时间 Markov 链的递推算出来，</w:t>
+        <w:t xml:space="preserve"> 个新感染成员（C 为孤立群体内的群内级联期望，由一个小型连续时间 Markov 链的递推给出，</w:t>
       </w:r>
       <w:r>
         <w:rPr>
@@ -3472,7 +3472,7 @@
           <w:sz w:val="21"/>
           <w:szCs w:val="21"/>
         </w:rPr>
-        <w:t xml:space="preserve"> 时就退化成了成对传递概率）。所以，多型分支矩阵是</w:t>
+        <w:t xml:space="preserve"> 时退化为成对传递概率）。故多型分支矩阵</w:t>
       </w:r>
     </w:p>
     <w:p>
@@ -3691,7 +3691,7 @@
           <w:sz w:val="21"/>
           <w:szCs w:val="21"/>
         </w:rPr>
-        <w:t xml:space="preserve"> 定出来。图 2 里的控制参数 </w:t>
+        <w:t xml:space="preserve"> 确定。图 2 的控制参数 </w:t>
       </w:r>
       <w:r>
         <w:rPr>
@@ -3709,7 +3709,7 @@
           <w:sz w:val="21"/>
           <w:szCs w:val="21"/>
         </w:rPr>
-        <w:t xml:space="preserve">，就是拿这个阈值 </w:t>
+        <w:t xml:space="preserve"> 即以此阈值 </w:t>
       </w:r>
       <w:r>
         <w:rPr>
@@ -3737,7 +3737,7 @@
           <w:sz w:val="21"/>
           <w:szCs w:val="21"/>
         </w:rPr>
-        <w:t xml:space="preserve"> 来定标的。</w:t>
+        <w:t xml:space="preserve"> 定标。</w:t>
       </w:r>
     </w:p>
     <w:p>
@@ -3770,7 +3770,7 @@
           <w:sz w:val="21"/>
           <w:szCs w:val="21"/>
         </w:rPr>
-        <w:t xml:space="preserve">闭合方程组不光给出阈值，也能把整个传播过程复现出来。图 2 画的是 </w:t>
+        <w:t xml:space="preserve">闭合方程组不仅给出阈值，也复现整个传播过程。图 2 给出 </w:t>
       </w:r>
       <w:r>
         <w:rPr>
@@ -3997,7 +3997,7 @@
           <w:sz w:val="21"/>
           <w:szCs w:val="21"/>
         </w:rPr>
-        <w:t xml:space="preserve"> 上的最大偏差分别是 0.0019 和 0.0006，都比图里的线宽还小；感染峰高只差大约 0.3%，峰位同在 </w:t>
+        <w:t xml:space="preserve"> 上的最大偏差分别为 0.0019 和 0.0006，都小于图中线宽；感染峰高相差约 0.3%，峰位 </w:t>
       </w:r>
       <w:r>
         <w:rPr>
@@ -4189,7 +4189,7 @@
           <w:sz w:val="18"/>
           <w:szCs w:val="18"/>
         </w:rPr>
-        <w:t xml:space="preserve">。实线为 400 次独立 Gillespie 实现的均值，灰带为 95% 置信区间，最宽处大约和线宽相当；虚线为群体闭合 (1.8)。(a) 易感比例 </w:t>
+        <w:t xml:space="preserve">。实线为 400 次独立 Gillespie 实现的均值，灰带为 95% 置信区间，最宽处约与线宽相当；虚线为群体闭合 (1.8)。(a) 易感比例 </w:t>
       </w:r>
       <w:r>
         <w:rPr>
@@ -4258,7 +4258,7 @@
           <w:sz w:val="21"/>
           <w:szCs w:val="21"/>
         </w:rPr>
-        <w:t xml:space="preserve">仿真用的是 (1.3) 所定义的那个连续时间 Markov 过程的精确 Gillespie 抽样，取 </w:t>
+        <w:t xml:space="preserve">仿真为 (1.3) 所定义连续时间 Markov 过程的精确 Gillespie 抽样，取 </w:t>
       </w:r>
       <w:r>
         <w:rPr>
@@ -4303,7 +4303,7 @@
           <w:sz w:val="21"/>
           <w:szCs w:val="21"/>
         </w:rPr>
-        <w:t xml:space="preserve">方程组自带两条不需要仿真的自检。其一是求和规则：对 (1.8) 逐态求和，应当严格给出 (1.9)，残差落在机器精度（</w:t>
+        <w:t xml:space="preserve">方程组自带两条不需要仿真的自检。其一为求和规则：对 (1.8) 逐态求和应严格给出 (1.9)，残差处于机器精度（</w:t>
       </w:r>
       <w:r>
         <w:rPr>
@@ -4331,7 +4331,7 @@
           <w:sz w:val="21"/>
           <w:szCs w:val="21"/>
         </w:rPr>
-        <w:t xml:space="preserve"> 量级），这说明它就是方程组的一条代数恒等式。其二是全体成员易感时的恒等式 </w:t>
+        <w:t xml:space="preserve"> 量级），说明它是方程组的代数恒等式。其二为全体成员易感的恒等式 </w:t>
       </w:r>
       <w:r>
         <w:rPr>
@@ -4407,7 +4407,7 @@
           <w:sz w:val="21"/>
           <w:szCs w:val="21"/>
         </w:rPr>
-        <w:t xml:space="preserve">，它的残差随积分步长按 </w:t>
+        <w:t xml:space="preserve">，其残差随积分步长按 </w:t>
       </w:r>
       <w:r>
         <w:rPr>
@@ -4547,7 +4547,7 @@
           <w:sz w:val="21"/>
           <w:szCs w:val="21"/>
         </w:rPr>
-        <w:t xml:space="preserve">，相邻比大约是 16），和四阶 Runge–Kutta 的阶一致——这条恒等式是方程组的严格推论，残差纯粹是积分误差。</w:t>
+        <w:t xml:space="preserve">，相邻比约 16），和四阶 Runge–Kutta 的阶一致——该恒等式是方程组的严格推论、残差纯属积分误差。</w:t>
       </w:r>
     </w:p>
     <w:p>
@@ -4574,7 +4574,7 @@
           <w:sz w:val="21"/>
           <w:szCs w:val="21"/>
         </w:rPr>
-        <w:t xml:space="preserve">阈值公式 (1.10) 还能和方程组自己在无病定态处的线性失稳做一次独立比对：把 (1.8) 取数值 Jacobian、对最大实部特征值二分求阈值，它和 </w:t>
+        <w:t xml:space="preserve">阈值公式 (1.10) 和方程组自身在无病定态的线性失稳独立比对：把 (1.8) 作数值 Jacobian、对最大实部特征值二分求阈值，和 </w:t>
       </w:r>
       <w:r>
         <w:rPr>
@@ -4592,7 +4592,7 @@
           <w:sz w:val="21"/>
           <w:szCs w:val="21"/>
         </w:rPr>
-        <w:t xml:space="preserve"> 在六组构型（含反相关度分布、非对称速率和群体规模、三层，还有成对退化情形 </w:t>
+        <w:t xml:space="preserve"> 在六组构型（含反相关度分布、非对称速率和群体规模、三层，以及成对退化情形 </w:t>
       </w:r>
       <w:r>
         <w:rPr>
@@ -4657,7 +4657,7 @@
           <w:sz w:val="21"/>
           <w:szCs w:val="21"/>
         </w:rPr>
-        <w:t xml:space="preserve"> 量级，这已经受限于数值失稳判据本身的分辨率了（Jacobian 用的是中心差分）。这两条路径并不共享代码；要是把群内级联 C 换成 </w:t>
+        <w:t xml:space="preserve"> 量级，受数值失稳判据的分辨率所限（Jacobian 取中心差分）。两条路径不共享代码；若以 </w:t>
       </w:r>
       <w:r>
         <w:rPr>
@@ -4675,7 +4675,7 @@
           <w:sz w:val="21"/>
           <w:szCs w:val="21"/>
         </w:rPr>
-        <w:t xml:space="preserve">，这个一致性立刻就没了。</w:t>
+        <w:t xml:space="preserve"> 取代群内级联 C，该一致性立即消失。</w:t>
       </w:r>
     </w:p>
     <w:p>
@@ -4702,7 +4702,7 @@
           <w:sz w:val="21"/>
           <w:szCs w:val="21"/>
         </w:rPr>
-        <w:t xml:space="preserve">像图 2 那样，群体闭合和精确仿真在整个时间演化上逐点吻合，</w:t>
+        <w:t xml:space="preserve">如图 2 所示，群体闭合和精确仿真在整个时间演化上逐点吻合，</w:t>
       </w:r>
       <w:r>
         <w:rPr>
@@ -4720,7 +4720,7 @@
           <w:sz w:val="21"/>
           <w:szCs w:val="21"/>
         </w:rPr>
-        <w:t xml:space="preserve">、</w:t>
+        <w:t xml:space="preserve"> 和 </w:t>
       </w:r>
       <w:r>
         <w:rPr>
@@ -4738,7 +4738,7 @@
           <w:sz w:val="21"/>
           <w:szCs w:val="21"/>
         </w:rPr>
-        <w:t xml:space="preserve"> 的最大偏差都比线宽还小（0.0019 和 0.0006），感染峰高相差大约 0.3%、峰位都落在 </w:t>
+        <w:t xml:space="preserve"> 的最大偏差都小于线宽（0.0019 和 0.0006），感染峰高相差约 0.3%、峰位都在 </w:t>
       </w:r>
       <w:r>
         <w:rPr>
@@ -4756,7 +4756,7 @@
           <w:sz w:val="21"/>
           <w:szCs w:val="21"/>
         </w:rPr>
-        <w:t xml:space="preserve">。仿真取 </w:t>
+        <w:t xml:space="preserve">。仿真为 </w:t>
       </w:r>
       <w:r>
         <w:rPr>
@@ -4774,7 +4774,7 @@
           <w:sz w:val="21"/>
           <w:szCs w:val="21"/>
         </w:rPr>
-        <w:t xml:space="preserve">、跑了 400 次独立实现（脚本 figure2_evolution.py，里面是带 Fenwick 树加速的精确 Gillespie）。剩下的那点偏差会随系统规模变大而单调趋零，是把系统放大就能抹掉的有限尺寸效应，而不是闭合层级上的系统偏差。</w:t>
+        <w:t xml:space="preserve">、400 次独立实现（脚本 figure2_evolution.py，含 Fenwick 树加速的精确 Gillespie）。残余偏差随系统规模增大而单调趋零，是可由增大系统消除的有限尺寸效应，而非闭合层级的系统偏差。</w:t>
       </w:r>
     </w:p>
     <w:p>
@@ -4801,7 +4801,7 @@
           <w:sz w:val="21"/>
           <w:szCs w:val="21"/>
         </w:rPr>
-        <w:t xml:space="preserve">上面这些结果，都是用和原推导不共享路径的办法复核过的：</w:t>
+        <w:t xml:space="preserve">上述结果都由和原推导不共享路径的方式复核：</w:t>
       </w:r>
       <w:r>
         <w:rPr>
@@ -4819,7 +4819,7 @@
           <w:sz w:val="21"/>
           <w:szCs w:val="21"/>
         </w:rPr>
-        <w:t xml:space="preserve">（成对）这个退化情形下，方程组可以解析地积出终态不动点，它和 RK4 积分给出的 </w:t>
+        <w:t xml:space="preserve">（成对）退化情形下方程组可解析积出终态不动点，与 RK4 积分的 </w:t>
       </w:r>
       <w:r>
         <w:rPr>
@@ -4837,7 +4837,7 @@
           <w:sz w:val="21"/>
           <w:szCs w:val="21"/>
         </w:rPr>
-        <w:t xml:space="preserve"> 只差 </w:t>
+        <w:t xml:space="preserve"> 相差 </w:t>
       </w:r>
       <w:r>
         <w:rPr>
@@ -4865,7 +4865,7 @@
           <w:sz w:val="21"/>
           <w:szCs w:val="21"/>
         </w:rPr>
-        <w:t xml:space="preserve">；群内级联 C 由孤立群体的直接蒙特卡洛来复核，十五组参数（</w:t>
+        <w:t xml:space="preserve">；群内级联 C 由孤立群体的直接蒙特卡洛复核，全部十五组参数（</w:t>
       </w:r>
       <w:r>
         <w:rPr>
@@ -4919,7 +4919,7 @@
           <w:sz w:val="21"/>
           <w:szCs w:val="21"/>
         </w:rPr>
-        <w:t xml:space="preserve">，和「没有系统偏差」相容；阈值本身也由亚临界终态外推独立测了一遍，同样和 (1.10) 的解析值相容。</w:t>
+        <w:t xml:space="preserve">，和「无系统偏差」相容；阈值本身亦由亚临界终态外推独立测得，和 (1.10) 的解析值相容。</w:t>
       </w:r>
     </w:p>
     <w:sectPr>

--- a/multiplex-hypergraph-sir/section1_cn.docx
+++ b/multiplex-hypergraph-sir/section1_cn.docx
@@ -3691,7 +3691,7 @@
           <w:sz w:val="21"/>
           <w:szCs w:val="21"/>
         </w:rPr>
-        <w:t xml:space="preserve"> 确定。图 2 的控制参数 </w:t>
+        <w:t xml:space="preserve"> 确定。图 2(a) 的控制参数 </w:t>
       </w:r>
       <w:r>
         <w:rPr>
@@ -3770,7 +3770,7 @@
           <w:sz w:val="21"/>
           <w:szCs w:val="21"/>
         </w:rPr>
-        <w:t xml:space="preserve">闭合方程组不仅给出阈值，也复现整个传播过程。图 2 给出 </w:t>
+        <w:t xml:space="preserve">闭合方程组不仅给出阈值，也复现整个传播过程。图 2(a) 给出 </w:t>
       </w:r>
       <w:r>
         <w:rPr>
@@ -3852,7 +3852,7 @@
           <w:sz w:val="21"/>
           <w:szCs w:val="21"/>
         </w:rPr>
-        <w:t xml:space="preserve"> 下的完整时间演化，联合层度分布 </w:t>
+        <w:t xml:space="preserve"> 下感染比例的完整时间演化，联合层度分布 </w:t>
       </w:r>
       <w:r>
         <w:rPr>
@@ -4015,217 +4015,7 @@
           <w:sz w:val="21"/>
           <w:szCs w:val="21"/>
         </w:rPr>
-        <w:t xml:space="preserve">。</w:t>
-      </w:r>
-    </w:p>
-    <w:p>
-      <w:pPr>
-        <w:spacing w:after="70" w:before="160"/>
-        <w:ind w:firstLine="0"/>
-        <w:jc w:val="center"/>
-      </w:pPr>
-      <w:r>
-        <w:drawing>
-          <wp:inline distT="0" distB="0" distL="0" distR="0">
-            <wp:extent cx="5334000" cy="1866900"/>
-            <wp:effectExtent t="0" r="0" b="0" l="0"/>
-            <wp:docPr id="1" name="" descr="" title=""/>
-            <wp:cNvGraphicFramePr>
-              <a:graphicFrameLocks xmlns:a="http://schemas.openxmlformats.org/drawingml/2006/main" noChangeAspect="1"/>
-            </wp:cNvGraphicFramePr>
-            <a:graphic xmlns:a="http://schemas.openxmlformats.org/drawingml/2006/main">
-              <a:graphicData uri="http://schemas.openxmlformats.org/drawingml/2006/picture">
-                <pic:pic xmlns:pic="http://schemas.openxmlformats.org/drawingml/2006/picture">
-                  <pic:nvPicPr>
-                    <pic:cNvPr id="0" name="" descr=""/>
-                    <pic:cNvPicPr>
-                      <a:picLocks noChangeAspect="1" noChangeArrowheads="1"/>
-                    </pic:cNvPicPr>
-                  </pic:nvPicPr>
-                  <pic:blipFill>
-                    <a:blip r:embed="rId8" cstate="none"/>
-                    <a:srcRect/>
-                    <a:stretch>
-                      <a:fillRect/>
-                    </a:stretch>
-                  </pic:blipFill>
-                  <pic:spPr bwMode="auto">
-                    <a:xfrm>
-                      <a:off x="0" y="0"/>
-                      <a:ext cx="5334000" cy="1866900"/>
-                    </a:xfrm>
-                    <a:prstGeom prst="rect">
-                      <a:avLst/>
-                    </a:prstGeom>
-                  </pic:spPr>
-                </pic:pic>
-              </a:graphicData>
-            </a:graphic>
-          </wp:inline>
-        </w:drawing>
-      </w:r>
-    </w:p>
-    <w:p>
-      <w:pPr>
-        <w:spacing w:after="180" w:line="264"/>
-        <w:ind w:firstLine="0"/>
-        <w:jc w:val="both"/>
-      </w:pPr>
-      <w:r>
-        <w:rPr>
-          <w:rFonts w:ascii="SimSun" w:cs="SimSun" w:eastAsia="SimSun" w:hAnsi="SimSun"/>
-          <w:b/>
-          <w:bCs/>
-          <w:color w:val="000000"/>
-          <w:sz w:val="18"/>
-          <w:szCs w:val="18"/>
-        </w:rPr>
-        <w:t xml:space="preserve">图 2</w:t>
-      </w:r>
-      <w:r>
-        <w:rPr>
-          <w:rFonts w:ascii="SimSun" w:cs="SimSun" w:eastAsia="SimSun" w:hAnsi="SimSun"/>
-          <w:color w:val="000000"/>
-          <w:sz w:val="18"/>
-          <w:szCs w:val="18"/>
-        </w:rPr>
-        <w:t xml:space="preserve">　多重超图 SIR 的含时演化，</w:t>
-      </w:r>
-      <w:r>
-        <w:rPr>
-          <w:rFonts w:ascii="Cambria Math" w:cs="Cambria Math" w:eastAsia="Cambria Math" w:hAnsi="Cambria Math"/>
-          <w:color w:val="000000"/>
-          <w:sz w:val="18"/>
-          <w:szCs w:val="18"/>
-        </w:rPr>
-        <w:t xml:space="preserve">N=6000</w:t>
-      </w:r>
-      <w:r>
-        <w:rPr>
-          <w:rFonts w:ascii="SimSun" w:cs="SimSun" w:eastAsia="SimSun" w:hAnsi="SimSun"/>
-          <w:color w:val="000000"/>
-          <w:sz w:val="18"/>
-          <w:szCs w:val="18"/>
-        </w:rPr>
-        <w:t xml:space="preserve">、</w:t>
-      </w:r>
-      <w:r>
-        <w:rPr>
-          <w:rFonts w:ascii="Cambria Math" w:cs="Cambria Math" w:eastAsia="Cambria Math" w:hAnsi="Cambria Math"/>
-          <w:color w:val="000000"/>
-          <w:sz w:val="18"/>
-          <w:szCs w:val="18"/>
-        </w:rPr>
-        <w:t xml:space="preserve">M=2</w:t>
-      </w:r>
-      <w:r>
-        <w:rPr>
-          <w:rFonts w:ascii="SimSun" w:cs="SimSun" w:eastAsia="SimSun" w:hAnsi="SimSun"/>
-          <w:color w:val="000000"/>
-          <w:sz w:val="18"/>
-          <w:szCs w:val="18"/>
-        </w:rPr>
-        <w:t xml:space="preserve">、</w:t>
-      </w:r>
-      <w:r>
-        <w:rPr>
-          <w:rFonts w:ascii="Cambria Math" w:cs="Cambria Math" w:eastAsia="Cambria Math" w:hAnsi="Cambria Math"/>
-          <w:color w:val="000000"/>
-          <w:sz w:val="18"/>
-          <w:szCs w:val="18"/>
-        </w:rPr>
-        <w:t xml:space="preserve">m=(3,4)</w:t>
-      </w:r>
-      <w:r>
-        <w:rPr>
-          <w:rFonts w:ascii="SimSun" w:cs="SimSun" w:eastAsia="SimSun" w:hAnsi="SimSun"/>
-          <w:color w:val="000000"/>
-          <w:sz w:val="18"/>
-          <w:szCs w:val="18"/>
-        </w:rPr>
-        <w:t xml:space="preserve">、</w:t>
-      </w:r>
-      <w:r>
-        <w:rPr>
-          <w:rFonts w:ascii="Cambria Math" w:cs="Cambria Math" w:eastAsia="Cambria Math" w:hAnsi="Cambria Math"/>
-          <w:color w:val="000000"/>
-          <w:sz w:val="18"/>
-          <w:szCs w:val="18"/>
-        </w:rPr>
-        <w:t xml:space="preserve">λ=1.6λ</w:t>
-      </w:r>
-      <w:r>
-        <w:rPr>
-          <w:rFonts w:ascii="Cambria Math" w:cs="Cambria Math" w:eastAsia="Cambria Math" w:hAnsi="Cambria Math"/>
-          <w:color w:val="000000"/>
-          <w:sz w:val="18"/>
-          <w:szCs w:val="18"/>
-          <w:vertAlign w:val="subscript"/>
-        </w:rPr>
-        <w:t xml:space="preserve">c</w:t>
-      </w:r>
-      <w:r>
-        <w:rPr>
-          <w:rFonts w:ascii="SimSun" w:cs="SimSun" w:eastAsia="SimSun" w:hAnsi="SimSun"/>
-          <w:color w:val="000000"/>
-          <w:sz w:val="18"/>
-          <w:szCs w:val="18"/>
-        </w:rPr>
-        <w:t xml:space="preserve">、初始感染比例 </w:t>
-      </w:r>
-      <w:r>
-        <w:rPr>
-          <w:rFonts w:ascii="Cambria Math" w:cs="Cambria Math" w:eastAsia="Cambria Math" w:hAnsi="Cambria Math"/>
-          <w:color w:val="000000"/>
-          <w:sz w:val="18"/>
-          <w:szCs w:val="18"/>
-        </w:rPr>
-        <w:t xml:space="preserve">ε=0.02</w:t>
-      </w:r>
-      <w:r>
-        <w:rPr>
-          <w:rFonts w:ascii="SimSun" w:cs="SimSun" w:eastAsia="SimSun" w:hAnsi="SimSun"/>
-          <w:color w:val="000000"/>
-          <w:sz w:val="18"/>
-          <w:szCs w:val="18"/>
-        </w:rPr>
-        <w:t xml:space="preserve">。实线为 400 次独立 Gillespie 实现的均值，灰带为 95% 置信区间，最宽处约与线宽相当；虚线为群体闭合 (1.8)。(a) 易感比例 </w:t>
-      </w:r>
-      <w:r>
-        <w:rPr>
-          <w:rFonts w:ascii="Cambria Math" w:cs="Cambria Math" w:eastAsia="Cambria Math" w:hAnsi="Cambria Math"/>
-          <w:color w:val="000000"/>
-          <w:sz w:val="18"/>
-          <w:szCs w:val="18"/>
-        </w:rPr>
-        <w:t xml:space="preserve">S(t)</w:t>
-      </w:r>
-      <w:r>
-        <w:rPr>
-          <w:rFonts w:ascii="SimSun" w:cs="SimSun" w:eastAsia="SimSun" w:hAnsi="SimSun"/>
-          <w:color w:val="000000"/>
-          <w:sz w:val="18"/>
-          <w:szCs w:val="18"/>
-        </w:rPr>
-        <w:t xml:space="preserve">；(b) 感染比例 </w:t>
-      </w:r>
-      <w:r>
-        <w:rPr>
-          <w:rFonts w:ascii="Cambria Math" w:cs="Cambria Math" w:eastAsia="Cambria Math" w:hAnsi="Cambria Math"/>
-          <w:color w:val="000000"/>
-          <w:sz w:val="18"/>
-          <w:szCs w:val="18"/>
-        </w:rPr>
-        <w:t xml:space="preserve">I(t)</w:t>
-      </w:r>
-      <w:r>
-        <w:rPr>
-          <w:rFonts w:ascii="SimSun" w:cs="SimSun" w:eastAsia="SimSun" w:hAnsi="SimSun"/>
-          <w:color w:val="000000"/>
-          <w:sz w:val="18"/>
-          <w:szCs w:val="18"/>
-        </w:rPr>
-        <w:t xml:space="preserve">。</w:t>
+        <w:t xml:space="preserve">。含时演化的验证图并入图 2（见第 2 节），与阈值的两条独立测定并列。</w:t>
       </w:r>
     </w:p>
     <w:p>
@@ -4702,7 +4492,7 @@
           <w:sz w:val="21"/>
           <w:szCs w:val="21"/>
         </w:rPr>
-        <w:t xml:space="preserve">如图 2 所示，群体闭合和精确仿真在整个时间演化上逐点吻合，</w:t>
+        <w:t xml:space="preserve">如图 2(a) 所示，群体闭合和精确仿真在整个时间演化上逐点吻合，</w:t>
       </w:r>
       <w:r>
         <w:rPr>

--- a/multiplex-hypergraph-sir/section1_cn.docx
+++ b/multiplex-hypergraph-sir/section1_cn.docx
@@ -882,7 +882,7 @@
           <w:sz w:val="21"/>
           <w:szCs w:val="21"/>
         </w:rPr>
-        <w:t xml:space="preserve"> 是本模型的结构输入，层间的一切效应最终只经由 </w:t>
+        <w:t xml:space="preserve"> 是本模型的结构输入，层间效应只经由 </w:t>
       </w:r>
       <w:r>
         <w:rPr>
@@ -1438,7 +1438,7 @@
           <w:sz w:val="21"/>
           <w:szCs w:val="21"/>
         </w:rPr>
-        <w:t xml:space="preserve"> 即均匀初始感染比例。和有向超图不同，无向群体中每个成员既是传染源也是传染靶：一个成员被感染后群体激活，可感染同群其他成员，后者被感染又延长群体的激活时长，形成群内级联。本模型的新内容都源于此。</w:t>
+        <w:t xml:space="preserve"> 即均匀初始感染比例。和有向超图不同，无向群体中每个成员既是传染源也是传染靶：一个成员被感染后群体激活，可感染同群其他成员，后者被感染又延长群体的激活时长，形成群内级联，后续分析均围绕它展开。</w:t>
       </w:r>
     </w:p>
     <w:p>
@@ -4564,7 +4564,7 @@
           <w:sz w:val="21"/>
           <w:szCs w:val="21"/>
         </w:rPr>
-        <w:t xml:space="preserve">、400 次独立实现（脚本 figure2_evolution.py，含 Fenwick 树加速的精确 Gillespie）。残余偏差随系统规模增大而单调趋零，是可由增大系统消除的有限尺寸效应，而非闭合层级的系统偏差。</w:t>
+        <w:t xml:space="preserve">、400 次独立实现（脚本 figure2_evolution.py，含 Fenwick 树加速的精确 Gillespie）。残余偏差随系统规模增大单调趋零，属有限尺寸效应，增大系统即可消除。</w:t>
       </w:r>
     </w:p>
     <w:p>

--- a/multiplex-hypergraph-sir/section1_cn.docx
+++ b/multiplex-hypergraph-sir/section1_cn.docx
@@ -49,7 +49,7 @@
           <w:sz w:val="21"/>
           <w:szCs w:val="21"/>
         </w:rPr>
-        <w:t xml:space="preserve">本模型的三个要素示于图 1：多重超图和层度 (a)、单个群体内部的级联 (b)，以及群体层面的分支 (c)。</w:t>
+        <w:t xml:space="preserve">经典网络传染模型将接触结构编码为成对边 [1,2]，近年研究逐步推广至高阶相互作用 (higher-order interactions)——单纯复形 [3] 与超图 [4] 上的社会传染已展现出成对模型不具备的不连续相变与双稳态。另一方面，多层网络 (multiplex networks) [5,6] 揭示了渠道间耦合对阈值的非平凡效应。本文的出发点是将两者统一：在多重超图 (multiplex hypergraph) 上建立 SIR 动力学，其核心机制见图 1——多重超图和层度 (a)、单个群体内部的级联 (b)，以及群体层面的分支 (c)。</w:t>
       </w:r>
     </w:p>
     <w:p>
@@ -386,7 +386,7 @@
           <w:sz w:val="21"/>
           <w:szCs w:val="21"/>
         </w:rPr>
-        <w:t xml:space="preserve">，层 a 是 V 上的超图 </w:t>
+        <w:t xml:space="preserve">，层 a 是 V 上的均匀超图 (uniform hypergraph) </w:t>
       </w:r>
       <w:r>
         <w:rPr>
@@ -442,7 +442,7 @@
           <w:sz w:val="21"/>
           <w:szCs w:val="21"/>
         </w:rPr>
-        <w:t xml:space="preserve">，主线取同质基数 </w:t>
+        <w:t xml:space="preserve">，超边基数 (hyperedge cardinality) </w:t>
       </w:r>
       <w:r>
         <w:rPr>
@@ -544,7 +544,7 @@
           <w:sz w:val="21"/>
           <w:szCs w:val="21"/>
         </w:rPr>
-        <w:t xml:space="preserve">。引入两个生成函数：</w:t>
+        <w:t xml:space="preserve">。仿照经典网络传染中概率生成函数 (probability generating function, PGF) 的构造 [1,2]，引入两个生成函数：</w:t>
       </w:r>
     </w:p>
     <w:p>
@@ -808,7 +808,7 @@
           <w:sz w:val="21"/>
           <w:szCs w:val="21"/>
         </w:rPr>
-        <w:t xml:space="preserve"> 描述节点侧，</w:t>
+        <w:t xml:space="preserve"> 为节点侧度分布的生成函数，</w:t>
       </w:r>
       <w:r>
         <w:rPr>
@@ -836,7 +836,7 @@
           <w:sz w:val="21"/>
           <w:szCs w:val="21"/>
         </w:rPr>
-        <w:t xml:space="preserve"> 描述沿层 a 的一个成员槽到达某节点时该节点的余度分布，指数中的 </w:t>
+        <w:t xml:space="preserve"> 为沿层 a 到达某节点时的余度分布 (excess degree distribution) [1] 的生成函数，指数中的 </w:t>
       </w:r>
       <w:r>
         <w:rPr>
@@ -882,7 +882,7 @@
           <w:sz w:val="21"/>
           <w:szCs w:val="21"/>
         </w:rPr>
-        <w:t xml:space="preserve"> 是本模型的结构输入，层间效应只经由 </w:t>
+        <w:t xml:space="preserve"> 是模型的唯一结构输入；不同于逐节点的微观马尔可夫链近似 (MMCA) [7,10] 或配对近似 (pair approximation) [8]，本文的闭合在群体层面（而非节点层面）建立消息传递方程，层间效应经由 </w:t>
       </w:r>
       <w:r>
         <w:rPr>
@@ -928,7 +928,7 @@
           <w:sz w:val="21"/>
           <w:szCs w:val="21"/>
         </w:rPr>
-        <w:t xml:space="preserve"> 的交叉项进入动力学。</w:t>
+        <w:t xml:space="preserve"> 的交叉项自然纳入。</w:t>
       </w:r>
     </w:p>
     <w:p>
@@ -998,7 +998,7 @@
           <w:sz w:val="21"/>
           <w:szCs w:val="21"/>
         </w:rPr>
-        <w:t xml:space="preserve"> 跨层共享——个体在任一渠道被感染即在所有渠道中都为感染态。记层 a 的群体 e 中已感染成员数为 </w:t>
+        <w:t xml:space="preserve"> 跨层共享——个体在任一渠道被感染即在所有渠道中都为感染态，这与多层网络中的意识-疫病耦合模型 [9] 不同，后者允许各层携带不同的状态变量。记层 a 的群体 e 中已感染成员数为 </w:t>
       </w:r>
       <w:r>
         <w:rPr>
@@ -1082,7 +1082,7 @@
           <w:sz w:val="21"/>
           <w:szCs w:val="21"/>
         </w:rPr>
-        <w:t xml:space="preserve"> 时群体激活，向 e 中每个易感成员各以速率 </w:t>
+        <w:t xml:space="preserve"> 时群体激活 (activated)，向 e 中每个易感成员各以速率 </w:t>
       </w:r>
       <w:r>
         <w:rPr>
@@ -1110,7 +1110,35 @@
           <w:sz w:val="21"/>
           <w:szCs w:val="21"/>
         </w:rPr>
-        <w:t xml:space="preserve"> 独立传递，否则静默；感染者以速率 </w:t>
+        <w:t xml:space="preserve"> 独立传递；激活阈值 </w:t>
+      </w:r>
+      <w:r>
+        <w:rPr>
+          <w:rFonts w:ascii="Cambria Math" w:cs="Cambria Math" w:eastAsia="Cambria Math" w:hAnsi="Cambria Math"/>
+          <w:color w:val="000000"/>
+          <w:sz w:val="21"/>
+          <w:szCs w:val="21"/>
+        </w:rPr>
+        <w:t xml:space="preserve">θ</w:t>
+      </w:r>
+      <w:r>
+        <w:rPr>
+          <w:rFonts w:ascii="Cambria Math" w:cs="Cambria Math" w:eastAsia="Cambria Math" w:hAnsi="Cambria Math"/>
+          <w:color w:val="000000"/>
+          <w:sz w:val="21"/>
+          <w:szCs w:val="21"/>
+          <w:vertAlign w:val="subscript"/>
+        </w:rPr>
+        <w:t xml:space="preserve">a</w:t>
+      </w:r>
+      <w:r>
+        <w:rPr>
+          <w:rFonts w:ascii="SimSun" w:cs="SimSun" w:eastAsia="SimSun" w:hAnsi="SimSun"/>
+          <w:color w:val="000000"/>
+          <w:sz w:val="21"/>
+          <w:szCs w:val="21"/>
+        </w:rPr>
+        <w:t xml:space="preserve"> 反映群体压力效应 (group pressure)，与单纯复形上的社会传染模型 [3] 中的参与阈值一致。感染者以速率 </w:t>
       </w:r>
       <w:r>
         <w:rPr>
@@ -1309,7 +1337,7 @@
           <w:sz w:val="21"/>
           <w:szCs w:val="21"/>
         </w:rPr>
-        <w:t xml:space="preserve"> 归一时间，</w:t>
+        <w:t xml:space="preserve"> 归一时间，定义基本传染强度 </w:t>
       </w:r>
       <w:r>
         <w:rPr>
@@ -1365,7 +1393,62 @@
           <w:sz w:val="21"/>
           <w:szCs w:val="21"/>
         </w:rPr>
-        <w:t xml:space="preserve">，主线取 </w:t>
+        <w:t xml:space="preserve">——它在 </w:t>
+      </w:r>
+      <w:r>
+        <w:rPr>
+          <w:rFonts w:ascii="Cambria Math" w:cs="Cambria Math" w:eastAsia="Cambria Math" w:hAnsi="Cambria Math"/>
+          <w:color w:val="000000"/>
+          <w:sz w:val="21"/>
+          <w:szCs w:val="21"/>
+        </w:rPr>
+        <w:t xml:space="preserve">m</w:t>
+      </w:r>
+      <w:r>
+        <w:rPr>
+          <w:rFonts w:ascii="Cambria Math" w:cs="Cambria Math" w:eastAsia="Cambria Math" w:hAnsi="Cambria Math"/>
+          <w:color w:val="000000"/>
+          <w:sz w:val="21"/>
+          <w:szCs w:val="21"/>
+          <w:vertAlign w:val="subscript"/>
+        </w:rPr>
+        <w:t xml:space="preserve">a</w:t>
+      </w:r>
+      <w:r>
+        <w:rPr>
+          <w:rFonts w:ascii="Cambria Math" w:cs="Cambria Math" w:eastAsia="Cambria Math" w:hAnsi="Cambria Math"/>
+          <w:color w:val="000000"/>
+          <w:sz w:val="21"/>
+          <w:szCs w:val="21"/>
+        </w:rPr>
+        <w:t xml:space="preserve">=2</w:t>
+      </w:r>
+      <w:r>
+        <w:rPr>
+          <w:rFonts w:ascii="SimSun" w:cs="SimSun" w:eastAsia="SimSun" w:hAnsi="SimSun"/>
+          <w:color w:val="000000"/>
+          <w:sz w:val="21"/>
+          <w:szCs w:val="21"/>
+        </w:rPr>
+        <w:t xml:space="preserve"> 时退化为经典的传递概率 (transmissibility) </w:t>
+      </w:r>
+      <w:r>
+        <w:rPr>
+          <w:rFonts w:ascii="Cambria Math" w:cs="Cambria Math" w:eastAsia="Cambria Math" w:hAnsi="Cambria Math"/>
+          <w:color w:val="000000"/>
+          <w:sz w:val="21"/>
+          <w:szCs w:val="21"/>
+        </w:rPr>
+        <w:t xml:space="preserve">T=λ/(1+λ)</w:t>
+      </w:r>
+      <w:r>
+        <w:rPr>
+          <w:rFonts w:ascii="SimSun" w:cs="SimSun" w:eastAsia="SimSun" w:hAnsi="SimSun"/>
+          <w:color w:val="000000"/>
+          <w:sz w:val="21"/>
+          <w:szCs w:val="21"/>
+        </w:rPr>
+        <w:t xml:space="preserve"> [1]。主线取 </w:t>
       </w:r>
       <w:r>
         <w:rPr>
@@ -1420,25 +1503,7 @@
           <w:sz w:val="21"/>
           <w:szCs w:val="21"/>
         </w:rPr>
-        <w:t xml:space="preserve"> 处于感染态、其余易感，</w:t>
-      </w:r>
-      <w:r>
-        <w:rPr>
-          <w:rFonts w:ascii="Cambria Math" w:cs="Cambria Math" w:eastAsia="Cambria Math" w:hAnsi="Cambria Math"/>
-          <w:color w:val="000000"/>
-          <w:sz w:val="21"/>
-          <w:szCs w:val="21"/>
-        </w:rPr>
-        <w:t xml:space="preserve">ε</w:t>
-      </w:r>
-      <w:r>
-        <w:rPr>
-          <w:rFonts w:ascii="SimSun" w:cs="SimSun" w:eastAsia="SimSun" w:hAnsi="SimSun"/>
-          <w:color w:val="000000"/>
-          <w:sz w:val="21"/>
-          <w:szCs w:val="21"/>
-        </w:rPr>
-        <w:t xml:space="preserve"> 即均匀初始感染比例。和有向超图不同，无向群体中每个成员既是传染源也是传染靶：一个成员被感染后群体激活，可感染同群其他成员，后者被感染又延长群体的激活时长，形成群内级联，后续分析均围绕它展开。</w:t>
+        <w:t xml:space="preserve"> 处于感染态、其余易感。与有向超图 [11] 中尾集 (tail set) 和头集 (head set) 不相交因而成员相互独立不同，无向群体中每个成员既是传染源也是传染靶，群内级联 (intra-group cascade) 随之出现，后续分析均围绕它展开。</w:t>
       </w:r>
     </w:p>
     <w:p>
@@ -1455,7 +1520,7 @@
           <w:sz w:val="22"/>
           <w:szCs w:val="22"/>
         </w:rPr>
-        <w:t xml:space="preserve">1.3. 空腔构造与群体计数方程组</w:t>
+        <w:t xml:space="preserve">1.3. 消息传递闭合与群体计数方程组</w:t>
       </w:r>
     </w:p>
     <w:p>
@@ -1471,7 +1536,7 @@
           <w:sz w:val="21"/>
           <w:szCs w:val="21"/>
         </w:rPr>
-        <w:t xml:space="preserve">固定一个检验节点 u，令其永久易感（空腔节点）。取一个 u 所属的层 a 群体 e，定义边基变量</w:t>
+        <w:t xml:space="preserve">本节采用空腔方法 (cavity method) [12] 的思路建立消息传递 (message passing) 方程组 [13]，将群内级联完整吸收进群体层面的状态变量。固定一个检验节点 u，令其永久易感（空腔节点）。取一个 u 所属的层 a 群体 e，定义边基变量 (edge-level variable)</w:t>
       </w:r>
     </w:p>
     <w:p>
@@ -1593,7 +1658,7 @@
           <w:sz w:val="21"/>
           <w:szCs w:val="21"/>
         </w:rPr>
-        <w:t xml:space="preserve">在局域树状假设下（位形模型系综 </w:t>
+        <w:t xml:space="preserve">在局域树状假设 (locally tree-like assumption) 下——位形模型 (configuration model) [1] 系综 </w:t>
       </w:r>
       <w:r>
         <w:rPr>
@@ -1611,7 +1676,7 @@
           <w:sz w:val="21"/>
           <w:szCs w:val="21"/>
         </w:rPr>
-        <w:t xml:space="preserve"> 时局域收敛于超树，回路概率 </w:t>
+        <w:t xml:space="preserve"> 时局域收敛于超树，短环路 (short cycle) 出现的概率为 </w:t>
       </w:r>
       <w:r>
         <w:rPr>
@@ -1629,7 +1694,7 @@
           <w:sz w:val="21"/>
           <w:szCs w:val="21"/>
         </w:rPr>
-        <w:t xml:space="preserve">），u 所属各群体的上游分支互不相交，节点侧因而闭合为</w:t>
+        <w:t xml:space="preserve">——u 所属各群体的上游分支互不相交，节点侧因而闭合为</w:t>
       </w:r>
     </w:p>
     <w:p>
@@ -3278,7 +3343,7 @@
           <w:sz w:val="22"/>
           <w:szCs w:val="22"/>
         </w:rPr>
-        <w:t xml:space="preserve">1.4. 爆发阈值</w:t>
+        <w:t xml:space="preserve">1.4. 次代矩阵与爆发阈值</w:t>
       </w:r>
     </w:p>
     <w:p>
@@ -3294,7 +3359,35 @@
           <w:sz w:val="21"/>
           <w:szCs w:val="21"/>
         </w:rPr>
-        <w:t xml:space="preserve">按「感染经由哪一层传来」分型，经由层 a 感染的节点其层 b 群体数的期望为 </w:t>
+        <w:t xml:space="preserve">经典的基本再生数 (basic reproduction number) </w:t>
+      </w:r>
+      <w:r>
+        <w:rPr>
+          <w:rFonts w:ascii="Cambria Math" w:cs="Cambria Math" w:eastAsia="Cambria Math" w:hAnsi="Cambria Math"/>
+          <w:color w:val="000000"/>
+          <w:sz w:val="21"/>
+          <w:szCs w:val="21"/>
+        </w:rPr>
+        <w:t xml:space="preserve">R</w:t>
+      </w:r>
+      <w:r>
+        <w:rPr>
+          <w:rFonts w:ascii="Cambria Math" w:cs="Cambria Math" w:eastAsia="Cambria Math" w:hAnsi="Cambria Math"/>
+          <w:color w:val="000000"/>
+          <w:sz w:val="21"/>
+          <w:szCs w:val="21"/>
+          <w:vertAlign w:val="subscript"/>
+        </w:rPr>
+        <w:t xml:space="preserve">0</w:t>
+      </w:r>
+      <w:r>
+        <w:rPr>
+          <w:rFonts w:ascii="SimSun" w:cs="SimSun" w:eastAsia="SimSun" w:hAnsi="SimSun"/>
+          <w:color w:val="000000"/>
+          <w:sz w:val="21"/>
+          <w:szCs w:val="21"/>
+        </w:rPr>
+        <w:t xml:space="preserve"> [14] 在多型 (multi-type) 系统中升维为次代矩阵 (next-generation matrix) [15]。定义多型分支过程 (multi-type branching process)：按「感染经由哪一层传来」分型，经由层 a 感染的节点其层 b 群体数的期望为 </w:t>
       </w:r>
       <w:r>
         <w:rPr>
@@ -3454,7 +3547,7 @@
           <w:sz w:val="21"/>
           <w:szCs w:val="21"/>
         </w:rPr>
-        <w:t xml:space="preserve"> 个新感染成员（C 为孤立群体内的群内级联期望，由一个小型连续时间 Markov 链的递推给出，</w:t>
+        <w:t xml:space="preserve"> 个新感染成员——C 为群内级联的期望产出，由孤立群体上一个小型连续时间 Markov 链的递推精确给出（</w:t>
       </w:r>
       <w:r>
         <w:rPr>
@@ -3472,7 +3565,25 @@
           <w:sz w:val="21"/>
           <w:szCs w:val="21"/>
         </w:rPr>
-        <w:t xml:space="preserve"> 时退化为成对传递概率）。故多型分支矩阵</w:t>
+        <w:t xml:space="preserve"> 时退化为成对传递概率 </w:t>
+      </w:r>
+      <w:r>
+        <w:rPr>
+          <w:rFonts w:ascii="Cambria Math" w:cs="Cambria Math" w:eastAsia="Cambria Math" w:hAnsi="Cambria Math"/>
+          <w:color w:val="000000"/>
+          <w:sz w:val="21"/>
+          <w:szCs w:val="21"/>
+        </w:rPr>
+        <w:t xml:space="preserve">T=λ/(1+λ)</w:t>
+      </w:r>
+      <w:r>
+        <w:rPr>
+          <w:rFonts w:ascii="SimSun" w:cs="SimSun" w:eastAsia="SimSun" w:hAnsi="SimSun"/>
+          <w:color w:val="000000"/>
+          <w:sz w:val="21"/>
+          <w:szCs w:val="21"/>
+        </w:rPr>
+        <w:t xml:space="preserve"> [1]）。故次代矩阵</w:t>
       </w:r>
     </w:p>
     <w:p>
@@ -3673,7 +3784,7 @@
           <w:sz w:val="21"/>
           <w:szCs w:val="21"/>
         </w:rPr>
-        <w:t xml:space="preserve">爆发阈值由谱半径条件 </w:t>
+        <w:t xml:space="preserve">爆发阈值由谱半径 (spectral radius) 条件 </w:t>
       </w:r>
       <w:r>
         <w:rPr>
@@ -3691,7 +3802,43 @@
           <w:sz w:val="21"/>
           <w:szCs w:val="21"/>
         </w:rPr>
-        <w:t xml:space="preserve"> 确定。图 2(a) 的控制参数 </w:t>
+        <w:t xml:space="preserve"> 确定——Perron–Frobenius 定理保证 N 的谱半径等于其最大实特征值。在 </w:t>
+      </w:r>
+      <w:r>
+        <w:rPr>
+          <w:rFonts w:ascii="Cambria Math" w:cs="Cambria Math" w:eastAsia="Cambria Math" w:hAnsi="Cambria Math"/>
+          <w:color w:val="000000"/>
+          <w:sz w:val="21"/>
+          <w:szCs w:val="21"/>
+        </w:rPr>
+        <w:t xml:space="preserve">M=1</w:t>
+      </w:r>
+      <w:r>
+        <w:rPr>
+          <w:rFonts w:ascii="SimSun" w:cs="SimSun" w:eastAsia="SimSun" w:hAnsi="SimSun"/>
+          <w:color w:val="000000"/>
+          <w:sz w:val="21"/>
+          <w:szCs w:val="21"/>
+        </w:rPr>
+        <w:t xml:space="preserve">、</w:t>
+      </w:r>
+      <w:r>
+        <w:rPr>
+          <w:rFonts w:ascii="Cambria Math" w:cs="Cambria Math" w:eastAsia="Cambria Math" w:hAnsi="Cambria Math"/>
+          <w:color w:val="000000"/>
+          <w:sz w:val="21"/>
+          <w:szCs w:val="21"/>
+        </w:rPr>
+        <w:t xml:space="preserve">m=2</w:t>
+      </w:r>
+      <w:r>
+        <w:rPr>
+          <w:rFonts w:ascii="SimSun" w:cs="SimSun" w:eastAsia="SimSun" w:hAnsi="SimSun"/>
+          <w:color w:val="000000"/>
+          <w:sz w:val="21"/>
+          <w:szCs w:val="21"/>
+        </w:rPr>
+        <w:t xml:space="preserve"> 时回到 Newman 的键渗流阈值 [1]。图 2(a) 的控制参数 </w:t>
       </w:r>
       <w:r>
         <w:rPr>
@@ -4048,7 +4195,7 @@
           <w:sz w:val="21"/>
           <w:szCs w:val="21"/>
         </w:rPr>
-        <w:t xml:space="preserve">仿真为 (1.3) 所定义连续时间 Markov 过程的精确 Gillespie 抽样，取 </w:t>
+        <w:t xml:space="preserve">数值仿真采用 Gillespie 精确随机抽样算法 [16] 对 (1.3) 所定义的连续时间 Markov 过程进行精确采样，取 </w:t>
       </w:r>
       <w:r>
         <w:rPr>
@@ -4066,7 +4213,7 @@
           <w:sz w:val="21"/>
           <w:szCs w:val="21"/>
         </w:rPr>
-        <w:t xml:space="preserve">。</w:t>
+        <w:t xml:space="preserve">。校验分为内部自洽性验证与外部独立复算两部分。</w:t>
       </w:r>
     </w:p>
     <w:p>

--- a/multiplex-hypergraph-sir/section1_cn.docx
+++ b/multiplex-hypergraph-sir/section1_cn.docx
@@ -3290,7 +3290,7 @@
           <w:sz w:val="21"/>
           <w:szCs w:val="21"/>
         </w:rPr>
-        <w:t xml:space="preserve">（图 2），再附一个求积 </w:t>
+        <w:t xml:space="preserve">（图 3），再附一个求积 </w:t>
       </w:r>
       <w:r>
         <w:rPr>
@@ -3583,7 +3583,7 @@
           <w:sz w:val="21"/>
           <w:szCs w:val="21"/>
         </w:rPr>
-        <w:t xml:space="preserve"> [1]）。故次代矩阵</w:t>
+        <w:t xml:space="preserve"> [1]），其定量刻画与蒙特卡洛校验见 §2.1 及图 2。故次代矩阵</w:t>
       </w:r>
     </w:p>
     <w:p>
@@ -3838,7 +3838,7 @@
           <w:sz w:val="21"/>
           <w:szCs w:val="21"/>
         </w:rPr>
-        <w:t xml:space="preserve"> 时回到 Newman 的键渗流阈值 [1]。图 2(a) 的控制参数 </w:t>
+        <w:t xml:space="preserve"> 时回到 Newman 的键渗流阈值 [1]。图 3(a) 的控制参数 </w:t>
       </w:r>
       <w:r>
         <w:rPr>
@@ -3917,7 +3917,7 @@
           <w:sz w:val="21"/>
           <w:szCs w:val="21"/>
         </w:rPr>
-        <w:t xml:space="preserve">闭合方程组不仅给出阈值，也复现整个传播过程。图 2(a) 给出 </w:t>
+        <w:t xml:space="preserve">闭合方程组不仅给出阈值，也复现整个传播过程。图 3(a) 给出 </w:t>
       </w:r>
       <w:r>
         <w:rPr>
@@ -4162,7 +4162,7 @@
           <w:sz w:val="21"/>
           <w:szCs w:val="21"/>
         </w:rPr>
-        <w:t xml:space="preserve">。含时演化的验证图并入图 2（见第 2 节），与阈值的两条独立测定并列。</w:t>
+        <w:t xml:space="preserve">。含时演化的验证图并入图 3（见第 2 节），与阈值的两条独立测定并列。</w:t>
       </w:r>
     </w:p>
     <w:p>
@@ -4639,7 +4639,7 @@
           <w:sz w:val="21"/>
           <w:szCs w:val="21"/>
         </w:rPr>
-        <w:t xml:space="preserve">如图 2(a) 所示，群体闭合和精确仿真在整个时间演化上逐点吻合，</w:t>
+        <w:t xml:space="preserve">如图 3(a) 所示，群体闭合和精确仿真在整个时间演化上逐点吻合，</w:t>
       </w:r>
       <w:r>
         <w:rPr>

--- a/multiplex-hypergraph-sir/section1_cn.docx
+++ b/multiplex-hypergraph-sir/section1_cn.docx
@@ -49,7 +49,7 @@
           <w:sz w:val="21"/>
           <w:szCs w:val="21"/>
         </w:rPr>
-        <w:t xml:space="preserve">经典网络传染模型将接触结构编码为成对边 [1,2]，近年研究逐步推广至高阶相互作用 (higher-order interactions)——单纯复形 [3] 与超图 [4] 上的社会传染已展现出成对模型不具备的不连续相变与双稳态。另一方面，多层网络 (multiplex networks) [5,6] 揭示了渠道间耦合对阈值的非平凡效应。本文的出发点是将两者统一：在多重超图 (multiplex hypergraph) 上建立 SIR 动力学，其核心机制见图 1——多重超图和层度 (a)、单个群体内部的级联 (b)，以及群体层面的分支 (c)。</w:t>
+        <w:t xml:space="preserve">经典网络传染模型将接触结构编码为成对边 [1,2]，近年研究逐步推广至高阶相互作用 (higher-order interactions)：单纯复形 [3] 与超图 [4] 上的社会传染已展现出成对模型不具备的不连续相变与双稳态。另一方面，多层网络 (multiplex networks) [5,6] 揭示了渠道间耦合对阈值的非平凡效应。本文的出发点是将两者统一：在多重超图 (multiplex hypergraph) 上建立 SIR 动力学，其核心机制见图 1：多重超图和层度 (a)、单个群体内部的级联 (b)，以及群体层面的分支 (c)。</w:t>
       </w:r>
     </w:p>
     <w:p>
@@ -998,7 +998,7 @@
           <w:sz w:val="21"/>
           <w:szCs w:val="21"/>
         </w:rPr>
-        <w:t xml:space="preserve"> 跨层共享——个体在任一渠道被感染即在所有渠道中都为感染态，这与多层网络中的意识-疫病耦合模型 [9] 不同，后者允许各层携带不同的状态变量。记层 a 的群体 e 中已感染成员数为 </w:t>
+        <w:t xml:space="preserve"> 跨层共享。个体在任一渠道被感染，即在所有渠道中都为感染态；这与多层网络中的意识-疫病耦合模型 [9] 不同，后者允许各层携带不同的状态变量。记层 a 的群体 e 中已感染成员数为 </w:t>
       </w:r>
       <w:r>
         <w:rPr>
@@ -1393,7 +1393,7 @@
           <w:sz w:val="21"/>
           <w:szCs w:val="21"/>
         </w:rPr>
-        <w:t xml:space="preserve">——它在 </w:t>
+        <w:t xml:space="preserve">，在 </w:t>
       </w:r>
       <w:r>
         <w:rPr>
@@ -1658,7 +1658,7 @@
           <w:sz w:val="21"/>
           <w:szCs w:val="21"/>
         </w:rPr>
-        <w:t xml:space="preserve">在局域树状假设 (locally tree-like assumption) 下——位形模型 (configuration model) [1] 系综 </w:t>
+        <w:t xml:space="preserve">在局域树状假设 (locally tree-like assumption) 下成立。位形模型 (configuration model) [1] 系综 </w:t>
       </w:r>
       <w:r>
         <w:rPr>
@@ -1694,7 +1694,7 @@
           <w:sz w:val="21"/>
           <w:szCs w:val="21"/>
         </w:rPr>
-        <w:t xml:space="preserve">——u 所属各群体的上游分支互不相交，节点侧因而闭合为</w:t>
+        <w:t xml:space="preserve">，故 u 所属各群体的上游分支互不相交，节点侧因而闭合为</w:t>
       </w:r>
     </w:p>
     <w:p>
@@ -3547,7 +3547,7 @@
           <w:sz w:val="21"/>
           <w:szCs w:val="21"/>
         </w:rPr>
-        <w:t xml:space="preserve"> 个新感染成员——C 为群内级联的期望产出，由孤立群体上一个小型连续时间 Markov 链的递推精确给出（</w:t>
+        <w:t xml:space="preserve"> 个新感染成员，其中 C 为群内级联的期望产出，由孤立群体上一个小型连续时间 Markov 链的递推精确给出（</w:t>
       </w:r>
       <w:r>
         <w:rPr>
@@ -3802,7 +3802,7 @@
           <w:sz w:val="21"/>
           <w:szCs w:val="21"/>
         </w:rPr>
-        <w:t xml:space="preserve"> 确定——Perron–Frobenius 定理保证 N 的谱半径等于其最大实特征值。在 </w:t>
+        <w:t xml:space="preserve"> 确定。Perron–Frobenius 定理保证 N 的谱半径等于其最大实特征值。在 </w:t>
       </w:r>
       <w:r>
         <w:rPr>
@@ -4484,7 +4484,7 @@
           <w:sz w:val="21"/>
           <w:szCs w:val="21"/>
         </w:rPr>
-        <w:t xml:space="preserve">，相邻比约 16），和四阶 Runge–Kutta 的阶一致——该恒等式是方程组的严格推论、残差纯属积分误差。</w:t>
+        <w:t xml:space="preserve">，相邻比约 16），和四阶 Runge–Kutta 的阶一致。该恒等式是方程组的严格推论，残差纯属积分误差。</w:t>
       </w:r>
     </w:p>
     <w:p>
